--- a/PRP申請書類 自動転記ツール/99_data/テンプレート/2種関節系PRP/2 提供する再生医療等の詳細を記した書類（2種）.docx
+++ b/PRP申請書類 自動転記ツール/99_data/テンプレート/2種関節系PRP/2 提供する再生医療等の詳細を記した書類（2種）.docx
@@ -27,17 +27,7 @@
           <w:b/>
           <w:sz w:val="24"/>
         </w:rPr>
-        <w:t>提供する再生医療等の</w:t>
-      </w:r>
-      <w:bookmarkStart w:id="0" w:name="_GoBack"/>
-      <w:bookmarkEnd w:id="0"/>
-      <w:r>
-        <w:rPr>
-          <w:rFonts w:asciiTheme="majorEastAsia" w:eastAsiaTheme="majorEastAsia" w:hAnsiTheme="majorEastAsia" w:hint="eastAsia"/>
-          <w:b/>
-          <w:sz w:val="24"/>
-        </w:rPr>
-        <w:t>詳細を記した書類</w:t>
+        <w:t>提供する再生医療等の詳細を記した書類</w:t>
       </w:r>
     </w:p>
     <w:p/>
@@ -1498,8 +1488,8 @@
           <w:sz w:val="21"/>
         </w:rPr>
       </w:pPr>
-      <w:bookmarkStart w:id="1" w:name="_Toc416163190"/>
-      <w:bookmarkStart w:id="2" w:name="_Toc463443682"/>
+      <w:bookmarkStart w:id="0" w:name="_Toc416163190"/>
+      <w:bookmarkStart w:id="1" w:name="_Toc463443682"/>
       <w:r>
         <w:rPr>
           <w:rFonts w:asciiTheme="majorEastAsia" w:hAnsiTheme="majorEastAsia" w:hint="eastAsia"/>
@@ -1507,8 +1497,8 @@
         </w:rPr>
         <w:t>略語一覧</w:t>
       </w:r>
+      <w:bookmarkEnd w:id="0"/>
       <w:bookmarkEnd w:id="1"/>
-      <w:bookmarkEnd w:id="2"/>
     </w:p>
     <w:tbl>
       <w:tblPr>
@@ -2294,7 +2284,7 @@
           <w:szCs w:val="21"/>
         </w:rPr>
       </w:pPr>
-      <w:bookmarkStart w:id="3" w:name="_Toc463443683"/>
+      <w:bookmarkStart w:id="2" w:name="_Toc463443683"/>
       <w:r>
         <w:rPr>
           <w:sz w:val="21"/>
@@ -2363,7 +2353,7 @@
         </w:rPr>
         <w:t>等</w:t>
       </w:r>
-      <w:bookmarkEnd w:id="3"/>
+      <w:bookmarkEnd w:id="2"/>
     </w:p>
     <w:p/>
     <w:p>
@@ -2384,7 +2374,7 @@
         </w:rPr>
         <w:t xml:space="preserve"> </w:t>
       </w:r>
-      <w:bookmarkStart w:id="4" w:name="_Toc463443684"/>
+      <w:bookmarkStart w:id="3" w:name="_Toc463443684"/>
       <w:r>
         <w:rPr>
           <w:rFonts w:ascii="Times New Roman" w:hAnsi="Times New Roman" w:cs="Times New Roman" w:hint="eastAsia"/>
@@ -2398,7 +2388,7 @@
         </w:rPr>
         <w:t>の意義</w:t>
       </w:r>
-      <w:bookmarkEnd w:id="4"/>
+      <w:bookmarkEnd w:id="3"/>
     </w:p>
     <w:p>
       <w:pPr>
@@ -2968,7 +2958,7 @@
           <w:rFonts w:cstheme="majorHAnsi"/>
         </w:rPr>
       </w:pPr>
-      <w:bookmarkStart w:id="5" w:name="_Toc463443685"/>
+      <w:bookmarkStart w:id="4" w:name="_Toc463443685"/>
       <w:r>
         <w:rPr>
           <w:rFonts w:cstheme="majorHAnsi"/>
@@ -2988,7 +2978,7 @@
         </w:rPr>
         <w:t>適格性確認</w:t>
       </w:r>
-      <w:bookmarkEnd w:id="5"/>
+      <w:bookmarkEnd w:id="4"/>
     </w:p>
     <w:p>
       <w:pPr>
@@ -3402,7 +3392,7 @@
           <w:rFonts w:cstheme="majorHAnsi"/>
         </w:rPr>
       </w:pPr>
-      <w:bookmarkStart w:id="6" w:name="_Toc463443686"/>
+      <w:bookmarkStart w:id="5" w:name="_Toc463443686"/>
       <w:r>
         <w:rPr>
           <w:rFonts w:cstheme="majorHAnsi"/>
@@ -3422,7 +3412,7 @@
         </w:rPr>
         <w:t>の採取</w:t>
       </w:r>
-      <w:bookmarkEnd w:id="6"/>
+      <w:bookmarkEnd w:id="5"/>
     </w:p>
     <w:p>
       <w:pPr>
@@ -3662,7 +3652,7 @@
           <w:rFonts w:cstheme="majorHAnsi"/>
         </w:rPr>
       </w:pPr>
-      <w:bookmarkStart w:id="7" w:name="_Toc474480596"/>
+      <w:bookmarkStart w:id="6" w:name="_Toc474480596"/>
       <w:r>
         <w:rPr>
           <w:rFonts w:cstheme="majorHAnsi"/>
@@ -3701,7 +3691,7 @@
         </w:rPr>
         <w:t>の製造・品質管理</w:t>
       </w:r>
-      <w:bookmarkEnd w:id="7"/>
+      <w:bookmarkEnd w:id="6"/>
     </w:p>
     <w:p>
       <w:pPr>
@@ -6277,8 +6267,8 @@
           <w:rFonts w:cstheme="majorHAnsi"/>
         </w:rPr>
       </w:pPr>
-      <w:bookmarkStart w:id="8" w:name="_Toc413685233"/>
-      <w:bookmarkStart w:id="9" w:name="_Toc463443689"/>
+      <w:bookmarkStart w:id="7" w:name="_Toc413685233"/>
+      <w:bookmarkStart w:id="8" w:name="_Toc463443689"/>
       <w:r>
         <w:rPr>
           <w:rFonts w:cstheme="majorHAnsi"/>
@@ -6303,8 +6293,8 @@
         </w:rPr>
         <w:t>特定細胞加工物の提供の可否決定の手順</w:t>
       </w:r>
+      <w:bookmarkEnd w:id="7"/>
       <w:bookmarkEnd w:id="8"/>
-      <w:bookmarkEnd w:id="9"/>
     </w:p>
     <w:p>
       <w:pPr>
@@ -6592,8 +6582,8 @@
           <w:rFonts w:cstheme="majorHAnsi"/>
         </w:rPr>
       </w:pPr>
-      <w:bookmarkStart w:id="10" w:name="_Toc413685234"/>
-      <w:bookmarkStart w:id="11" w:name="_Toc463443690"/>
+      <w:bookmarkStart w:id="9" w:name="_Toc413685234"/>
+      <w:bookmarkStart w:id="10" w:name="_Toc463443690"/>
       <w:r>
         <w:rPr>
           <w:rFonts w:cstheme="majorHAnsi"/>
@@ -6618,8 +6608,8 @@
         </w:rPr>
         <w:t>手順</w:t>
       </w:r>
+      <w:bookmarkEnd w:id="9"/>
       <w:bookmarkEnd w:id="10"/>
-      <w:bookmarkEnd w:id="11"/>
     </w:p>
     <w:p>
       <w:pPr>
@@ -7058,7 +7048,7 @@
           <w:rFonts w:asciiTheme="majorHAnsi" w:eastAsiaTheme="majorEastAsia" w:hAnsiTheme="majorHAnsi" w:cstheme="majorHAnsi"/>
         </w:rPr>
       </w:pPr>
-      <w:bookmarkStart w:id="12" w:name="_Toc413685235"/>
+      <w:bookmarkStart w:id="11" w:name="_Toc413685235"/>
     </w:p>
     <w:p>
       <w:pPr>
@@ -7077,7 +7067,7 @@
           <w:rFonts w:cstheme="majorHAnsi"/>
         </w:rPr>
       </w:pPr>
-      <w:bookmarkStart w:id="13" w:name="_Toc463443691"/>
+      <w:bookmarkStart w:id="12" w:name="_Toc463443691"/>
       <w:r>
         <w:rPr>
           <w:rFonts w:cstheme="majorHAnsi"/>
@@ -7102,8 +7092,8 @@
         </w:rPr>
         <w:t>プロセスフロー</w:t>
       </w:r>
+      <w:bookmarkEnd w:id="11"/>
       <w:bookmarkEnd w:id="12"/>
-      <w:bookmarkEnd w:id="13"/>
     </w:p>
     <w:tbl>
       <w:tblPr>
@@ -8292,7 +8282,7 @@
                     </wp:anchor>
                   </w:drawing>
                 </mc:Choice>
-                <mc:Fallback xmlns:cx="http://schemas.microsoft.com/office/drawing/2014/chartex" xmlns:cx1="http://schemas.microsoft.com/office/drawing/2015/9/8/chartex" xmlns:cx2="http://schemas.microsoft.com/office/drawing/2015/10/21/chartex" xmlns:cx3="http://schemas.microsoft.com/office/drawing/2016/5/9/chartex" xmlns:cx4="http://schemas.microsoft.com/office/drawing/2016/5/10/chartex" xmlns:cx5="http://schemas.microsoft.com/office/drawing/2016/5/11/chartex" xmlns:cx6="http://schemas.microsoft.com/office/drawing/2016/5/12/chartex" xmlns:cx7="http://schemas.microsoft.com/office/drawing/2016/5/13/chartex" xmlns:cx8="http://schemas.microsoft.com/office/drawing/2016/5/14/chartex" xmlns:aink="http://schemas.microsoft.com/office/drawing/2016/ink" xmlns:am3d="http://schemas.microsoft.com/office/drawing/2017/model3d" xmlns:oel="http://schemas.microsoft.com/office/2019/extlst" xmlns:w15="http://schemas.microsoft.com/office/word/2012/wordml" xmlns:w16cex="http://schemas.microsoft.com/office/word/2018/wordml/cex" xmlns:w16cid="http://schemas.microsoft.com/office/word/2016/wordml/cid" xmlns:w16="http://schemas.microsoft.com/office/word/2018/wordml" xmlns:w16du="http://schemas.microsoft.com/office/word/2023/wordml/word16du" xmlns:w16sdtdh="http://schemas.microsoft.com/office/word/2020/wordml/sdtdatahash" xmlns:w16sdtfl="http://schemas.microsoft.com/office/word/2024/wordml/sdtformatlock" xmlns:w16se="http://schemas.microsoft.com/office/word/2015/wordml/symex">
+                <mc:Fallback xmlns:w16se="http://schemas.microsoft.com/office/word/2015/wordml/symex" xmlns:w16sdtfl="http://schemas.microsoft.com/office/word/2024/wordml/sdtformatlock" xmlns:w16sdtdh="http://schemas.microsoft.com/office/word/2020/wordml/sdtdatahash" xmlns:w16du="http://schemas.microsoft.com/office/word/2023/wordml/word16du" xmlns:w16="http://schemas.microsoft.com/office/word/2018/wordml" xmlns:w16cid="http://schemas.microsoft.com/office/word/2016/wordml/cid" xmlns:w16cex="http://schemas.microsoft.com/office/word/2018/wordml/cex" xmlns:w15="http://schemas.microsoft.com/office/word/2012/wordml" xmlns:oel="http://schemas.microsoft.com/office/2019/extlst" xmlns:am3d="http://schemas.microsoft.com/office/drawing/2017/model3d" xmlns:aink="http://schemas.microsoft.com/office/drawing/2016/ink" xmlns:cx8="http://schemas.microsoft.com/office/drawing/2016/5/14/chartex" xmlns:cx7="http://schemas.microsoft.com/office/drawing/2016/5/13/chartex" xmlns:cx6="http://schemas.microsoft.com/office/drawing/2016/5/12/chartex" xmlns:cx5="http://schemas.microsoft.com/office/drawing/2016/5/11/chartex" xmlns:cx4="http://schemas.microsoft.com/office/drawing/2016/5/10/chartex" xmlns:cx3="http://schemas.microsoft.com/office/drawing/2016/5/9/chartex" xmlns:cx2="http://schemas.microsoft.com/office/drawing/2015/10/21/chartex" xmlns:cx1="http://schemas.microsoft.com/office/drawing/2015/9/8/chartex" xmlns:cx="http://schemas.microsoft.com/office/drawing/2014/chartex">
                   <w:pict>
                     <v:group w14:anchorId="39C9C629" id="キャンバス 50" o:spid="_x0000_s1026" editas="canvas" style="position:absolute;left:0;text-align:left;margin-left:-186.45pt;margin-top:2pt;width:413.55pt;height:377.4pt;z-index:251658240" coordsize="52520,47929" o:gfxdata="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">
                       <v:shapetype id="_x0000_t75" coordsize="21600,21600" o:spt="75" o:preferrelative="t" path="m@4@5l@4@11@9@11@9@5xe" filled="f" stroked="f">
@@ -9330,8 +9320,8 @@
           <w:rFonts w:cstheme="majorHAnsi"/>
         </w:rPr>
       </w:pPr>
-      <w:bookmarkStart w:id="14" w:name="_Toc413685236"/>
-      <w:bookmarkStart w:id="15" w:name="_Toc463443692"/>
+      <w:bookmarkStart w:id="13" w:name="_Toc413685236"/>
+      <w:bookmarkStart w:id="14" w:name="_Toc463443692"/>
       <w:r>
         <w:rPr>
           <w:rFonts w:cstheme="majorHAnsi"/>
@@ -9356,8 +9346,8 @@
         </w:rPr>
         <w:t>再生医療等の提供後のフォローアップ</w:t>
       </w:r>
+      <w:bookmarkEnd w:id="13"/>
       <w:bookmarkEnd w:id="14"/>
-      <w:bookmarkEnd w:id="15"/>
     </w:p>
     <w:p>
       <w:pPr>
@@ -9425,7 +9415,7 @@
         </w:rPr>
         <w:t>1</w:t>
       </w:r>
-      <w:bookmarkStart w:id="16" w:name="_Hlk65043744"/>
+      <w:bookmarkStart w:id="15" w:name="_Hlk65043744"/>
       <w:r>
         <w:rPr>
           <w:rFonts w:ascii="Times New Roman" w:hAnsi="Times New Roman" w:cs="Times New Roman" w:hint="eastAsia"/>
@@ -9435,7 +9425,7 @@
         </w:rPr>
         <w:t>ヶ</w:t>
       </w:r>
-      <w:bookmarkEnd w:id="16"/>
+      <w:bookmarkEnd w:id="15"/>
       <w:r>
         <w:rPr>
           <w:rFonts w:ascii="Times New Roman" w:hAnsi="Times New Roman" w:cs="Times New Roman" w:hint="eastAsia"/>
@@ -9990,8 +9980,8 @@
           <w:rFonts w:cstheme="majorHAnsi"/>
         </w:rPr>
       </w:pPr>
-      <w:bookmarkStart w:id="17" w:name="_Toc413685237"/>
-      <w:bookmarkStart w:id="18" w:name="_Toc463443693"/>
+      <w:bookmarkStart w:id="16" w:name="_Toc413685237"/>
+      <w:bookmarkStart w:id="17" w:name="_Toc463443693"/>
       <w:r>
         <w:rPr>
           <w:rFonts w:cstheme="majorHAnsi"/>
@@ -10016,8 +10006,8 @@
         </w:rPr>
         <w:t>その他安全性の確保等に関する措置等</w:t>
       </w:r>
+      <w:bookmarkEnd w:id="16"/>
       <w:bookmarkEnd w:id="17"/>
-      <w:bookmarkEnd w:id="18"/>
     </w:p>
     <w:p/>
     <w:p>
@@ -10028,8 +10018,8 @@
           <w:rFonts w:cstheme="majorHAnsi"/>
         </w:rPr>
       </w:pPr>
-      <w:bookmarkStart w:id="19" w:name="_Toc413685238"/>
-      <w:bookmarkStart w:id="20" w:name="_Toc463443694"/>
+      <w:bookmarkStart w:id="18" w:name="_Toc413685238"/>
+      <w:bookmarkStart w:id="19" w:name="_Toc463443694"/>
       <w:r>
         <w:rPr>
           <w:rFonts w:cstheme="majorHAnsi"/>
@@ -10042,8 +10032,8 @@
         </w:rPr>
         <w:t>法定記録</w:t>
       </w:r>
+      <w:bookmarkEnd w:id="18"/>
       <w:bookmarkEnd w:id="19"/>
-      <w:bookmarkEnd w:id="20"/>
     </w:p>
     <w:p>
       <w:pPr>
@@ -10463,8 +10453,8 @@
           <w:rFonts w:cstheme="majorHAnsi"/>
         </w:rPr>
       </w:pPr>
-      <w:bookmarkStart w:id="21" w:name="_Toc413685239"/>
-      <w:bookmarkStart w:id="22" w:name="_Toc463443695"/>
+      <w:bookmarkStart w:id="20" w:name="_Toc413685239"/>
+      <w:bookmarkStart w:id="21" w:name="_Toc463443695"/>
       <w:r>
         <w:rPr>
           <w:rFonts w:cstheme="majorHAnsi"/>
@@ -10477,8 +10467,8 @@
         </w:rPr>
         <w:t>定期報告</w:t>
       </w:r>
+      <w:bookmarkEnd w:id="20"/>
       <w:bookmarkEnd w:id="21"/>
-      <w:bookmarkEnd w:id="22"/>
     </w:p>
     <w:p>
       <w:pPr>
@@ -10718,8 +10708,8 @@
         <w:pStyle w:val="3"/>
         <w:ind w:leftChars="0" w:left="0"/>
       </w:pPr>
-      <w:bookmarkStart w:id="23" w:name="_Toc413685240"/>
-      <w:bookmarkStart w:id="24" w:name="_Toc463443696"/>
+      <w:bookmarkStart w:id="22" w:name="_Toc413685240"/>
+      <w:bookmarkStart w:id="23" w:name="_Toc463443696"/>
       <w:r>
         <w:rPr>
           <w:rFonts w:hint="eastAsia"/>
@@ -10733,8 +10723,8 @@
         </w:rPr>
         <w:t>試料の保存</w:t>
       </w:r>
+      <w:bookmarkEnd w:id="22"/>
       <w:bookmarkEnd w:id="23"/>
-      <w:bookmarkEnd w:id="24"/>
     </w:p>
     <w:p>
       <w:pPr>
@@ -10931,8 +10921,8 @@
         <w:pStyle w:val="3"/>
         <w:ind w:leftChars="0" w:left="0"/>
       </w:pPr>
-      <w:bookmarkStart w:id="25" w:name="_Toc413685241"/>
-      <w:bookmarkStart w:id="26" w:name="_Toc463443697"/>
+      <w:bookmarkStart w:id="24" w:name="_Toc413685241"/>
+      <w:bookmarkStart w:id="25" w:name="_Toc463443697"/>
       <w:r>
         <w:rPr>
           <w:rFonts w:hint="eastAsia"/>
@@ -10945,8 +10935,8 @@
         </w:rPr>
         <w:t>疾病等の発生における報告体制等</w:t>
       </w:r>
+      <w:bookmarkEnd w:id="24"/>
       <w:bookmarkEnd w:id="25"/>
-      <w:bookmarkEnd w:id="26"/>
     </w:p>
     <w:p>
       <w:pPr>
@@ -11174,7 +11164,7 @@
                 <w:szCs w:val="20"/>
               </w:rPr>
             </w:pPr>
-            <w:bookmarkStart w:id="27" w:name="_Hlk106190221"/>
+            <w:bookmarkStart w:id="26" w:name="_Hlk106190221"/>
             <w:r>
               <w:rPr>
                 <w:rFonts w:ascii="Times New Roman" w:hAnsi="Times New Roman" w:cs="Times New Roman" w:hint="eastAsia"/>
@@ -11226,7 +11216,7 @@
                 <w:sz w:val="20"/>
                 <w:szCs w:val="20"/>
               </w:rPr>
-              <w:t xml:space="preserve">院長　</w:t>
+              <w:t>{{</w:t>
             </w:r>
             <w:r>
               <w:rPr>
@@ -11235,7 +11225,7 @@
                 <w:sz w:val="20"/>
                 <w:szCs w:val="20"/>
               </w:rPr>
-              <w:t>{{</w:t>
+              <w:t>管理者（院長</w:t>
             </w:r>
             <w:r>
               <w:rPr>
@@ -11244,8 +11234,19 @@
                 <w:sz w:val="20"/>
                 <w:szCs w:val="20"/>
               </w:rPr>
-              <w:t>開設者（診療所開設届上）※医療法人でない場合（氏名のみ）</w:t>
-            </w:r>
+              <w:t>/</w:t>
+            </w:r>
+            <w:r>
+              <w:rPr>
+                <w:rFonts w:ascii="Times New Roman" w:hAnsi="Times New Roman" w:cs="Times New Roman" w:hint="eastAsia"/>
+                <w:color w:val="00B050"/>
+                <w:sz w:val="20"/>
+                <w:szCs w:val="20"/>
+              </w:rPr>
+              <w:t>病院長）</w:t>
+            </w:r>
+            <w:bookmarkStart w:id="27" w:name="_GoBack"/>
+            <w:bookmarkEnd w:id="27"/>
             <w:r>
               <w:rPr>
                 <w:rFonts w:ascii="Times New Roman" w:hAnsi="Times New Roman" w:cs="Times New Roman" w:hint="eastAsia"/>
@@ -11303,15 +11304,6 @@
                 <w:sz w:val="20"/>
                 <w:szCs w:val="20"/>
               </w:rPr>
-              <w:t xml:space="preserve">院長　</w:t>
-            </w:r>
-            <w:r>
-              <w:rPr>
-                <w:rFonts w:ascii="Times New Roman" w:hAnsi="Times New Roman" w:cs="Times New Roman" w:hint="eastAsia"/>
-                <w:color w:val="00B050"/>
-                <w:sz w:val="20"/>
-                <w:szCs w:val="20"/>
-              </w:rPr>
               <w:t>{{</w:t>
             </w:r>
             <w:r>
@@ -11392,7 +11384,7 @@
           <w:p>
             <w:pPr>
               <w:rPr>
-                <w:rFonts w:ascii="Times New Roman" w:hAnsi="Times New Roman" w:cs="Times New Roman" w:hint="eastAsia"/>
+                <w:rFonts w:ascii="Times New Roman" w:hAnsi="Times New Roman" w:cs="Times New Roman"/>
                 <w:color w:val="EE0000"/>
                 <w:sz w:val="20"/>
                 <w:szCs w:val="20"/>
@@ -11452,7 +11444,7 @@
           </w:p>
         </w:tc>
       </w:tr>
-      <w:bookmarkEnd w:id="27"/>
+      <w:bookmarkEnd w:id="26"/>
       <w:tr>
         <w:tc>
           <w:tcPr>
@@ -13822,7 +13814,7 @@
                     </wp:anchor>
                   </w:drawing>
                 </mc:Choice>
-                <mc:Fallback xmlns:cx="http://schemas.microsoft.com/office/drawing/2014/chartex" xmlns:cx1="http://schemas.microsoft.com/office/drawing/2015/9/8/chartex" xmlns:cx2="http://schemas.microsoft.com/office/drawing/2015/10/21/chartex" xmlns:cx3="http://schemas.microsoft.com/office/drawing/2016/5/9/chartex" xmlns:cx4="http://schemas.microsoft.com/office/drawing/2016/5/10/chartex" xmlns:cx5="http://schemas.microsoft.com/office/drawing/2016/5/11/chartex" xmlns:cx6="http://schemas.microsoft.com/office/drawing/2016/5/12/chartex" xmlns:cx7="http://schemas.microsoft.com/office/drawing/2016/5/13/chartex" xmlns:cx8="http://schemas.microsoft.com/office/drawing/2016/5/14/chartex" xmlns:aink="http://schemas.microsoft.com/office/drawing/2016/ink" xmlns:am3d="http://schemas.microsoft.com/office/drawing/2017/model3d" xmlns:oel="http://schemas.microsoft.com/office/2019/extlst" xmlns:w15="http://schemas.microsoft.com/office/word/2012/wordml" xmlns:w16cex="http://schemas.microsoft.com/office/word/2018/wordml/cex" xmlns:w16cid="http://schemas.microsoft.com/office/word/2016/wordml/cid" xmlns:w16="http://schemas.microsoft.com/office/word/2018/wordml" xmlns:w16du="http://schemas.microsoft.com/office/word/2023/wordml/word16du" xmlns:w16sdtdh="http://schemas.microsoft.com/office/word/2020/wordml/sdtdatahash" xmlns:w16sdtfl="http://schemas.microsoft.com/office/word/2024/wordml/sdtformatlock" xmlns:w16se="http://schemas.microsoft.com/office/word/2015/wordml/symex">
+                <mc:Fallback xmlns:w16se="http://schemas.microsoft.com/office/word/2015/wordml/symex" xmlns:w16sdtfl="http://schemas.microsoft.com/office/word/2024/wordml/sdtformatlock" xmlns:w16sdtdh="http://schemas.microsoft.com/office/word/2020/wordml/sdtdatahash" xmlns:w16du="http://schemas.microsoft.com/office/word/2023/wordml/word16du" xmlns:w16="http://schemas.microsoft.com/office/word/2018/wordml" xmlns:w16cid="http://schemas.microsoft.com/office/word/2016/wordml/cid" xmlns:w16cex="http://schemas.microsoft.com/office/word/2018/wordml/cex" xmlns:w15="http://schemas.microsoft.com/office/word/2012/wordml" xmlns:oel="http://schemas.microsoft.com/office/2019/extlst" xmlns:am3d="http://schemas.microsoft.com/office/drawing/2017/model3d" xmlns:aink="http://schemas.microsoft.com/office/drawing/2016/ink" xmlns:cx8="http://schemas.microsoft.com/office/drawing/2016/5/14/chartex" xmlns:cx7="http://schemas.microsoft.com/office/drawing/2016/5/13/chartex" xmlns:cx6="http://schemas.microsoft.com/office/drawing/2016/5/12/chartex" xmlns:cx5="http://schemas.microsoft.com/office/drawing/2016/5/11/chartex" xmlns:cx4="http://schemas.microsoft.com/office/drawing/2016/5/10/chartex" xmlns:cx3="http://schemas.microsoft.com/office/drawing/2016/5/9/chartex" xmlns:cx2="http://schemas.microsoft.com/office/drawing/2015/10/21/chartex" xmlns:cx1="http://schemas.microsoft.com/office/drawing/2015/9/8/chartex" xmlns:cx="http://schemas.microsoft.com/office/drawing/2014/chartex">
                   <w:pict>
                     <v:group w14:anchorId="065D33E4" id="キャンバス 39" o:spid="_x0000_s1048" editas="canvas" style="position:absolute;left:0;text-align:left;margin-left:-49.1pt;margin-top:-3.25pt;width:376.7pt;height:447.9pt;z-index:251660288" coordsize="47840,56883" o:gfxdata="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">
                       <v:shape id="_x0000_s1049" type="#_x0000_t75" style="position:absolute;width:47840;height:56883;visibility:visible;mso-wrap-style:square">
@@ -16231,7 +16223,7 @@
             <w:noProof/>
             <w:lang w:val="ja-JP"/>
           </w:rPr>
-          <w:t>1</w:t>
+          <w:t>9</w:t>
         </w:r>
         <w:r>
           <w:rPr>
@@ -18230,6 +18222,26 @@
 </file>
 
 <file path=customXml/item1.xml><?xml version="1.0" encoding="utf-8"?>
+<p:properties xmlns:p="http://schemas.microsoft.com/office/2006/metadata/properties" xmlns:xsi="http://www.w3.org/2001/XMLSchema-instance" xmlns:pc="http://schemas.microsoft.com/office/infopath/2007/PartnerControls">
+  <documentManagement>
+    <lcf76f155ced4ddcb4097134ff3c332f xmlns="de1ba629-2ef5-49ac-9285-140fa60976af">
+      <Terms xmlns="http://schemas.microsoft.com/office/infopath/2007/PartnerControls"/>
+    </lcf76f155ced4ddcb4097134ff3c332f>
+    <TaxCatchAll xmlns="4d7fb8f6-9384-49ba-9078-0024065d699e" xsi:nil="true"/>
+  </documentManagement>
+</p:properties>
+</file>
+
+<file path=customXml/item2.xml><?xml version="1.0" encoding="utf-8"?>
+<?mso-contentType ?>
+<FormTemplates xmlns="http://schemas.microsoft.com/sharepoint/v3/contenttype/forms">
+  <Display>DocumentLibraryForm</Display>
+  <Edit>DocumentLibraryForm</Edit>
+  <New>DocumentLibraryForm</New>
+</FormTemplates>
+</file>
+
+<file path=customXml/item3.xml><?xml version="1.0" encoding="utf-8"?>
 <ct:contentTypeSchema xmlns:ct="http://schemas.microsoft.com/office/2006/metadata/contentType" xmlns:ma="http://schemas.microsoft.com/office/2006/metadata/properties/metaAttributes" ct:_="" ma:_="" ma:contentTypeName="ドキュメント" ma:contentTypeID="0x010100B9F3419BC2D8D64D830E9AEB8963277A" ma:contentTypeVersion="12" ma:contentTypeDescription="新しいドキュメントを作成します。" ma:contentTypeScope="" ma:versionID="aaae8dea08b675139fd36b71e1da83a8">
   <xsd:schema xmlns:xsd="http://www.w3.org/2001/XMLSchema" xmlns:xs="http://www.w3.org/2001/XMLSchema" xmlns:p="http://schemas.microsoft.com/office/2006/metadata/properties" xmlns:ns2="de1ba629-2ef5-49ac-9285-140fa60976af" xmlns:ns3="4d7fb8f6-9384-49ba-9078-0024065d699e" targetNamespace="http://schemas.microsoft.com/office/2006/metadata/properties" ma:root="true" ma:fieldsID="845626131e878e0396b23398a507c366" ns2:_="" ns3:_="">
     <xsd:import namespace="de1ba629-2ef5-49ac-9285-140fa60976af"/>
@@ -18430,31 +18442,30 @@
 </ct:contentTypeSchema>
 </file>
 
-<file path=customXml/item2.xml><?xml version="1.0" encoding="utf-8"?>
-<?mso-contentType ?>
-<FormTemplates xmlns="http://schemas.microsoft.com/sharepoint/v3/contenttype/forms">
-  <Display>DocumentLibraryForm</Display>
-  <Edit>DocumentLibraryForm</Edit>
-  <New>DocumentLibraryForm</New>
-</FormTemplates>
-</file>
-
-<file path=customXml/item3.xml><?xml version="1.0" encoding="utf-8"?>
-<p:properties xmlns:p="http://schemas.microsoft.com/office/2006/metadata/properties" xmlns:xsi="http://www.w3.org/2001/XMLSchema-instance" xmlns:pc="http://schemas.microsoft.com/office/infopath/2007/PartnerControls">
-  <documentManagement>
-    <lcf76f155ced4ddcb4097134ff3c332f xmlns="de1ba629-2ef5-49ac-9285-140fa60976af">
-      <Terms xmlns="http://schemas.microsoft.com/office/infopath/2007/PartnerControls"/>
-    </lcf76f155ced4ddcb4097134ff3c332f>
-    <TaxCatchAll xmlns="4d7fb8f6-9384-49ba-9078-0024065d699e" xsi:nil="true"/>
-  </documentManagement>
-</p:properties>
-</file>
-
 <file path=customXml/item4.xml><?xml version="1.0" encoding="utf-8"?>
 <b:Sources xmlns:b="http://schemas.openxmlformats.org/officeDocument/2006/bibliography" xmlns="http://schemas.openxmlformats.org/officeDocument/2006/bibliography" SelectedStyle="\APA.XSL" StyleName="APA"/>
 </file>
 
 <file path=customXml/itemProps1.xml><?xml version="1.0" encoding="utf-8"?>
+<ds:datastoreItem xmlns:ds="http://schemas.openxmlformats.org/officeDocument/2006/customXml" ds:itemID="{4C0455F3-449D-4819-B96A-3DBF19AB47EE}">
+  <ds:schemaRefs>
+    <ds:schemaRef ds:uri="http://schemas.microsoft.com/office/2006/metadata/properties"/>
+    <ds:schemaRef ds:uri="http://schemas.microsoft.com/office/infopath/2007/PartnerControls"/>
+    <ds:schemaRef ds:uri="de1ba629-2ef5-49ac-9285-140fa60976af"/>
+    <ds:schemaRef ds:uri="4d7fb8f6-9384-49ba-9078-0024065d699e"/>
+  </ds:schemaRefs>
+</ds:datastoreItem>
+</file>
+
+<file path=customXml/itemProps2.xml><?xml version="1.0" encoding="utf-8"?>
+<ds:datastoreItem xmlns:ds="http://schemas.openxmlformats.org/officeDocument/2006/customXml" ds:itemID="{D4776CF6-23B1-452B-AD32-8DEB6C8A4B4E}">
+  <ds:schemaRefs>
+    <ds:schemaRef ds:uri="http://schemas.microsoft.com/sharepoint/v3/contenttype/forms"/>
+  </ds:schemaRefs>
+</ds:datastoreItem>
+</file>
+
+<file path=customXml/itemProps3.xml><?xml version="1.0" encoding="utf-8"?>
 <ds:datastoreItem xmlns:ds="http://schemas.openxmlformats.org/officeDocument/2006/customXml" ds:itemID="{E526CBF1-C65A-4023-B211-2CBBFA22A677}">
   <ds:schemaRefs>
     <ds:schemaRef ds:uri="http://schemas.microsoft.com/office/2006/metadata/contentType"/>
@@ -18473,27 +18484,8 @@
 </ds:datastoreItem>
 </file>
 
-<file path=customXml/itemProps2.xml><?xml version="1.0" encoding="utf-8"?>
-<ds:datastoreItem xmlns:ds="http://schemas.openxmlformats.org/officeDocument/2006/customXml" ds:itemID="{D4776CF6-23B1-452B-AD32-8DEB6C8A4B4E}">
-  <ds:schemaRefs>
-    <ds:schemaRef ds:uri="http://schemas.microsoft.com/sharepoint/v3/contenttype/forms"/>
-  </ds:schemaRefs>
-</ds:datastoreItem>
-</file>
-
-<file path=customXml/itemProps3.xml><?xml version="1.0" encoding="utf-8"?>
-<ds:datastoreItem xmlns:ds="http://schemas.openxmlformats.org/officeDocument/2006/customXml" ds:itemID="{4C0455F3-449D-4819-B96A-3DBF19AB47EE}">
-  <ds:schemaRefs>
-    <ds:schemaRef ds:uri="http://schemas.microsoft.com/office/2006/metadata/properties"/>
-    <ds:schemaRef ds:uri="http://schemas.microsoft.com/office/infopath/2007/PartnerControls"/>
-    <ds:schemaRef ds:uri="de1ba629-2ef5-49ac-9285-140fa60976af"/>
-    <ds:schemaRef ds:uri="4d7fb8f6-9384-49ba-9078-0024065d699e"/>
-  </ds:schemaRefs>
-</ds:datastoreItem>
-</file>
-
 <file path=customXml/itemProps4.xml><?xml version="1.0" encoding="utf-8"?>
-<ds:datastoreItem xmlns:ds="http://schemas.openxmlformats.org/officeDocument/2006/customXml" ds:itemID="{340D4B64-B0FF-480A-AE10-BC93CAFE54D9}">
+<ds:datastoreItem xmlns:ds="http://schemas.openxmlformats.org/officeDocument/2006/customXml" ds:itemID="{B8185D3F-B78F-4420-8D0B-B8D0367F893B}">
   <ds:schemaRefs>
     <ds:schemaRef ds:uri="http://schemas.openxmlformats.org/officeDocument/2006/bibliography"/>
   </ds:schemaRefs>

--- a/PRP申請書類 自動転記ツール/99_data/テンプレート/2種関節系PRP/2 提供する再生医療等の詳細を記した書類（2種）.docx
+++ b/PRP申請書類 自動転記ツール/99_data/テンプレート/2種関節系PRP/2 提供する再生医療等の詳細を記した書類（2種）.docx
@@ -21,6 +21,8 @@
           <w:sz w:val="24"/>
         </w:rPr>
       </w:pPr>
+      <w:bookmarkStart w:id="0" w:name="_GoBack"/>
+      <w:bookmarkEnd w:id="0"/>
       <w:r>
         <w:rPr>
           <w:rFonts w:asciiTheme="majorEastAsia" w:eastAsiaTheme="majorEastAsia" w:hAnsiTheme="majorEastAsia" w:hint="eastAsia"/>
@@ -1488,8 +1490,8 @@
           <w:sz w:val="21"/>
         </w:rPr>
       </w:pPr>
-      <w:bookmarkStart w:id="0" w:name="_Toc416163190"/>
-      <w:bookmarkStart w:id="1" w:name="_Toc463443682"/>
+      <w:bookmarkStart w:id="1" w:name="_Toc416163190"/>
+      <w:bookmarkStart w:id="2" w:name="_Toc463443682"/>
       <w:r>
         <w:rPr>
           <w:rFonts w:asciiTheme="majorEastAsia" w:hAnsiTheme="majorEastAsia" w:hint="eastAsia"/>
@@ -1497,8 +1499,8 @@
         </w:rPr>
         <w:t>略語一覧</w:t>
       </w:r>
-      <w:bookmarkEnd w:id="0"/>
       <w:bookmarkEnd w:id="1"/>
+      <w:bookmarkEnd w:id="2"/>
     </w:p>
     <w:tbl>
       <w:tblPr>
@@ -2284,7 +2286,7 @@
           <w:szCs w:val="21"/>
         </w:rPr>
       </w:pPr>
-      <w:bookmarkStart w:id="2" w:name="_Toc463443683"/>
+      <w:bookmarkStart w:id="3" w:name="_Toc463443683"/>
       <w:r>
         <w:rPr>
           <w:sz w:val="21"/>
@@ -2353,7 +2355,7 @@
         </w:rPr>
         <w:t>等</w:t>
       </w:r>
-      <w:bookmarkEnd w:id="2"/>
+      <w:bookmarkEnd w:id="3"/>
     </w:p>
     <w:p/>
     <w:p>
@@ -2374,7 +2376,7 @@
         </w:rPr>
         <w:t xml:space="preserve"> </w:t>
       </w:r>
-      <w:bookmarkStart w:id="3" w:name="_Toc463443684"/>
+      <w:bookmarkStart w:id="4" w:name="_Toc463443684"/>
       <w:r>
         <w:rPr>
           <w:rFonts w:ascii="Times New Roman" w:hAnsi="Times New Roman" w:cs="Times New Roman" w:hint="eastAsia"/>
@@ -2388,7 +2390,7 @@
         </w:rPr>
         <w:t>の意義</w:t>
       </w:r>
-      <w:bookmarkEnd w:id="3"/>
+      <w:bookmarkEnd w:id="4"/>
     </w:p>
     <w:p>
       <w:pPr>
@@ -2958,7 +2960,7 @@
           <w:rFonts w:cstheme="majorHAnsi"/>
         </w:rPr>
       </w:pPr>
-      <w:bookmarkStart w:id="4" w:name="_Toc463443685"/>
+      <w:bookmarkStart w:id="5" w:name="_Toc463443685"/>
       <w:r>
         <w:rPr>
           <w:rFonts w:cstheme="majorHAnsi"/>
@@ -2978,7 +2980,7 @@
         </w:rPr>
         <w:t>適格性確認</w:t>
       </w:r>
-      <w:bookmarkEnd w:id="4"/>
+      <w:bookmarkEnd w:id="5"/>
     </w:p>
     <w:p>
       <w:pPr>
@@ -3392,7 +3394,7 @@
           <w:rFonts w:cstheme="majorHAnsi"/>
         </w:rPr>
       </w:pPr>
-      <w:bookmarkStart w:id="5" w:name="_Toc463443686"/>
+      <w:bookmarkStart w:id="6" w:name="_Toc463443686"/>
       <w:r>
         <w:rPr>
           <w:rFonts w:cstheme="majorHAnsi"/>
@@ -3411,285 +3413,6 @@
           <w:rFonts w:cstheme="majorHAnsi"/>
         </w:rPr>
         <w:t>の採取</w:t>
-      </w:r>
-      <w:bookmarkEnd w:id="5"/>
-    </w:p>
-    <w:p>
-      <w:pPr>
-        <w:ind w:firstLineChars="100" w:firstLine="200"/>
-        <w:rPr>
-          <w:rFonts w:ascii="Times New Roman" w:hAnsi="Times New Roman" w:cs="Times New Roman"/>
-          <w:color w:val="EE0000"/>
-          <w:sz w:val="20"/>
-          <w:szCs w:val="20"/>
-        </w:rPr>
-      </w:pPr>
-      <w:r>
-        <w:rPr>
-          <w:rFonts w:ascii="Times New Roman" w:hAnsi="Times New Roman" w:cs="Times New Roman" w:hint="eastAsia"/>
-          <w:color w:val="EE0000"/>
-          <w:sz w:val="20"/>
-          <w:szCs w:val="20"/>
-        </w:rPr>
-        <w:t>・採血は</w:t>
-      </w:r>
-      <w:r>
-        <w:rPr>
-          <w:rFonts w:ascii="Times New Roman" w:hAnsi="Times New Roman" w:cs="Times New Roman" w:hint="eastAsia"/>
-          <w:color w:val="00B050"/>
-          <w:sz w:val="20"/>
-          <w:szCs w:val="20"/>
-        </w:rPr>
-        <w:t>{{</w:t>
-      </w:r>
-      <w:r>
-        <w:rPr>
-          <w:rFonts w:ascii="Times New Roman" w:hAnsi="Times New Roman" w:cs="Times New Roman" w:hint="eastAsia"/>
-          <w:color w:val="00B050"/>
-          <w:sz w:val="20"/>
-          <w:szCs w:val="20"/>
-        </w:rPr>
-        <w:t>採血場所</w:t>
-      </w:r>
-      <w:r>
-        <w:rPr>
-          <w:rFonts w:ascii="Times New Roman" w:hAnsi="Times New Roman" w:cs="Times New Roman" w:hint="eastAsia"/>
-          <w:color w:val="00B050"/>
-          <w:sz w:val="20"/>
-          <w:szCs w:val="20"/>
-        </w:rPr>
-        <w:t>}}</w:t>
-      </w:r>
-      <w:r>
-        <w:rPr>
-          <w:rFonts w:ascii="Times New Roman" w:hAnsi="Times New Roman" w:cs="Times New Roman" w:hint="eastAsia"/>
-          <w:color w:val="EE0000"/>
-          <w:sz w:val="20"/>
-          <w:szCs w:val="20"/>
-        </w:rPr>
-        <w:t>で行う。</w:t>
-      </w:r>
-    </w:p>
-    <w:p>
-      <w:pPr>
-        <w:ind w:leftChars="100" w:left="410" w:hangingChars="100" w:hanging="200"/>
-        <w:rPr>
-          <w:rFonts w:ascii="Times New Roman" w:hAnsi="Times New Roman" w:cs="Times New Roman"/>
-          <w:color w:val="EE0000"/>
-          <w:sz w:val="20"/>
-          <w:szCs w:val="20"/>
-        </w:rPr>
-      </w:pPr>
-      <w:r>
-        <w:rPr>
-          <w:rFonts w:ascii="Times New Roman" w:hAnsi="Times New Roman" w:cs="Times New Roman" w:hint="eastAsia"/>
-          <w:color w:val="EE0000"/>
-          <w:sz w:val="20"/>
-          <w:szCs w:val="20"/>
-        </w:rPr>
-        <w:t>・</w:t>
-      </w:r>
-      <w:r>
-        <w:rPr>
-          <w:rFonts w:ascii="Times New Roman" w:hAnsi="Times New Roman" w:cs="Times New Roman" w:hint="eastAsia"/>
-          <w:color w:val="EE0000"/>
-          <w:sz w:val="20"/>
-          <w:szCs w:val="20"/>
-        </w:rPr>
-        <w:t>PRP</w:t>
-      </w:r>
-      <w:r>
-        <w:rPr>
-          <w:rFonts w:ascii="Times New Roman" w:hAnsi="Times New Roman" w:cs="Times New Roman" w:hint="eastAsia"/>
-          <w:color w:val="EE0000"/>
-          <w:sz w:val="20"/>
-          <w:szCs w:val="20"/>
-        </w:rPr>
-        <w:t>キットは、以下のキットより、患者の希望と状態を踏まえて再生医療等を行う医師が決定する。各キットを利用した細胞の採取方法は以下の通り。</w:t>
-      </w:r>
-    </w:p>
-    <w:p>
-      <w:pPr>
-        <w:ind w:leftChars="100" w:left="410" w:hangingChars="100" w:hanging="200"/>
-        <w:rPr>
-          <w:rFonts w:ascii="Times New Roman" w:hAnsi="Times New Roman" w:cs="Times New Roman"/>
-          <w:color w:val="EE0000"/>
-          <w:sz w:val="20"/>
-          <w:szCs w:val="20"/>
-        </w:rPr>
-      </w:pPr>
-    </w:p>
-    <w:p>
-      <w:pPr>
-        <w:ind w:leftChars="100" w:left="420" w:hangingChars="100" w:hanging="210"/>
-        <w:rPr>
-          <w:color w:val="00B050"/>
-        </w:rPr>
-      </w:pPr>
-      <w:r>
-        <w:rPr>
-          <w:color w:val="00B050"/>
-        </w:rPr>
-        <w:t>{{</w:t>
-      </w:r>
-      <w:r>
-        <w:rPr>
-          <w:rFonts w:hint="eastAsia"/>
-          <w:color w:val="00B050"/>
-        </w:rPr>
-        <w:t>PRP</w:t>
-      </w:r>
-      <w:r>
-        <w:rPr>
-          <w:rFonts w:hint="eastAsia"/>
-          <w:color w:val="00B050"/>
-        </w:rPr>
-        <w:t>メーカー①</w:t>
-      </w:r>
-      <w:r>
-        <w:rPr>
-          <w:rFonts w:hint="eastAsia"/>
-          <w:color w:val="00B050"/>
-        </w:rPr>
-        <w:t>細胞採取の方法</w:t>
-      </w:r>
-      <w:r>
-        <w:rPr>
-          <w:color w:val="00B050"/>
-        </w:rPr>
-        <w:t>}}</w:t>
-      </w:r>
-    </w:p>
-    <w:p>
-      <w:pPr>
-        <w:ind w:leftChars="100" w:left="420" w:hangingChars="100" w:hanging="210"/>
-        <w:rPr>
-          <w:color w:val="00B050"/>
-        </w:rPr>
-      </w:pPr>
-      <w:r>
-        <w:rPr>
-          <w:color w:val="00B050"/>
-        </w:rPr>
-        <w:t>{{</w:t>
-      </w:r>
-      <w:r>
-        <w:rPr>
-          <w:rFonts w:hint="eastAsia"/>
-          <w:color w:val="00B050"/>
-        </w:rPr>
-        <w:t>PRP</w:t>
-      </w:r>
-      <w:r>
-        <w:rPr>
-          <w:rFonts w:hint="eastAsia"/>
-          <w:color w:val="00B050"/>
-        </w:rPr>
-        <w:t>メーカー②</w:t>
-      </w:r>
-      <w:r>
-        <w:rPr>
-          <w:rFonts w:hint="eastAsia"/>
-          <w:color w:val="00B050"/>
-        </w:rPr>
-        <w:t>細胞採取の方法</w:t>
-      </w:r>
-      <w:r>
-        <w:rPr>
-          <w:color w:val="00B050"/>
-        </w:rPr>
-        <w:t>}}</w:t>
-      </w:r>
-    </w:p>
-    <w:p>
-      <w:pPr>
-        <w:ind w:leftChars="100" w:left="420" w:hangingChars="100" w:hanging="210"/>
-        <w:rPr>
-          <w:rFonts w:ascii="Times New Roman" w:hAnsi="Times New Roman" w:cs="Times New Roman"/>
-          <w:color w:val="EE0000"/>
-          <w:sz w:val="20"/>
-          <w:szCs w:val="20"/>
-        </w:rPr>
-      </w:pPr>
-      <w:r>
-        <w:rPr>
-          <w:color w:val="00B050"/>
-        </w:rPr>
-        <w:t>{{</w:t>
-      </w:r>
-      <w:r>
-        <w:rPr>
-          <w:rFonts w:hint="eastAsia"/>
-          <w:color w:val="00B050"/>
-        </w:rPr>
-        <w:t>PRP</w:t>
-      </w:r>
-      <w:r>
-        <w:rPr>
-          <w:rFonts w:hint="eastAsia"/>
-          <w:color w:val="00B050"/>
-        </w:rPr>
-        <w:t>メーカー③</w:t>
-      </w:r>
-      <w:r>
-        <w:rPr>
-          <w:rFonts w:hint="eastAsia"/>
-          <w:color w:val="00B050"/>
-        </w:rPr>
-        <w:t>細胞採取の方法</w:t>
-      </w:r>
-      <w:r>
-        <w:rPr>
-          <w:color w:val="00B050"/>
-        </w:rPr>
-        <w:t>}}</w:t>
-      </w:r>
-    </w:p>
-    <w:p>
-      <w:pPr>
-        <w:pStyle w:val="2"/>
-        <w:rPr>
-          <w:rFonts w:cstheme="majorHAnsi"/>
-        </w:rPr>
-      </w:pPr>
-      <w:bookmarkStart w:id="6" w:name="_Toc474480596"/>
-      <w:r>
-        <w:rPr>
-          <w:rFonts w:cstheme="majorHAnsi"/>
-        </w:rPr>
-        <w:t>1.</w:t>
-      </w:r>
-      <w:r>
-        <w:rPr>
-          <w:rFonts w:cstheme="majorHAnsi" w:hint="eastAsia"/>
-        </w:rPr>
-        <w:t>4</w:t>
-      </w:r>
-      <w:r>
-        <w:rPr>
-          <w:rFonts w:cstheme="majorHAnsi"/>
-        </w:rPr>
-        <w:t>.</w:t>
-      </w:r>
-      <w:r>
-        <w:rPr>
-          <w:rFonts w:ascii="Times New Roman" w:hAnsi="Times New Roman" w:cs="Times New Roman" w:hint="eastAsia"/>
-          <w:szCs w:val="21"/>
-        </w:rPr>
-        <w:t xml:space="preserve"> </w:t>
-      </w:r>
-      <w:r>
-        <w:rPr>
-          <w:rFonts w:ascii="Times New Roman" w:hAnsi="Times New Roman" w:cs="Times New Roman" w:hint="eastAsia"/>
-          <w:szCs w:val="21"/>
-        </w:rPr>
-        <w:t>自己多血小板血漿</w:t>
-      </w:r>
-      <w:r>
-        <w:rPr>
-          <w:rFonts w:cstheme="majorHAnsi" w:hint="eastAsia"/>
-        </w:rPr>
-        <w:t>の製造・品質管理</w:t>
       </w:r>
       <w:bookmarkEnd w:id="6"/>
     </w:p>
@@ -3698,117 +3421,414 @@
         <w:ind w:firstLineChars="100" w:firstLine="200"/>
         <w:rPr>
           <w:rFonts w:ascii="Times New Roman" w:hAnsi="Times New Roman" w:cs="Times New Roman"/>
-          <w:sz w:val="20"/>
-          <w:szCs w:val="20"/>
-        </w:rPr>
-      </w:pPr>
-      <w:r>
-        <w:rPr>
-          <w:rFonts w:ascii="Times New Roman" w:hAnsi="Times New Roman" w:cs="Times New Roman" w:hint="eastAsia"/>
-          <w:sz w:val="20"/>
-          <w:szCs w:val="20"/>
-        </w:rPr>
-        <w:t>細胞培養加工施設にて、</w:t>
-      </w:r>
-      <w:r>
-        <w:rPr>
-          <w:rFonts w:ascii="Times New Roman" w:hAnsi="Times New Roman" w:cs="Times New Roman" w:hint="eastAsia"/>
-          <w:sz w:val="20"/>
-          <w:szCs w:val="20"/>
-        </w:rPr>
-        <w:t>以下の方法により</w:t>
-      </w:r>
-      <w:r>
-        <w:rPr>
-          <w:rFonts w:ascii="Times New Roman" w:hAnsi="Times New Roman" w:cs="Times New Roman" w:hint="eastAsia"/>
-          <w:sz w:val="20"/>
-          <w:szCs w:val="20"/>
-        </w:rPr>
-        <w:t>患者自身の血液から自家</w:t>
-      </w:r>
-      <w:r>
-        <w:rPr>
-          <w:rFonts w:ascii="Times New Roman" w:hAnsi="Times New Roman" w:cs="Times New Roman" w:hint="eastAsia"/>
-          <w:sz w:val="20"/>
-          <w:szCs w:val="20"/>
-        </w:rPr>
-        <w:t>PRP</w:t>
-      </w:r>
-      <w:r>
-        <w:rPr>
-          <w:rFonts w:ascii="Times New Roman" w:hAnsi="Times New Roman" w:cs="Times New Roman" w:hint="eastAsia"/>
-          <w:sz w:val="20"/>
-          <w:szCs w:val="20"/>
-        </w:rPr>
-        <w:t>を製造する（表</w:t>
-      </w:r>
-      <w:r>
-        <w:rPr>
-          <w:rFonts w:ascii="Times New Roman" w:hAnsi="Times New Roman" w:cs="Times New Roman" w:hint="eastAsia"/>
-          <w:sz w:val="20"/>
-          <w:szCs w:val="20"/>
-        </w:rPr>
-        <w:t>1</w:t>
-      </w:r>
-      <w:r>
-        <w:rPr>
-          <w:rFonts w:ascii="Times New Roman" w:hAnsi="Times New Roman" w:cs="Times New Roman" w:hint="eastAsia"/>
-          <w:sz w:val="20"/>
-          <w:szCs w:val="20"/>
-        </w:rPr>
-        <w:t>）。</w:t>
+          <w:color w:val="EE0000"/>
+          <w:sz w:val="20"/>
+          <w:szCs w:val="20"/>
+        </w:rPr>
+      </w:pPr>
+      <w:r>
+        <w:rPr>
+          <w:rFonts w:ascii="Times New Roman" w:hAnsi="Times New Roman" w:cs="Times New Roman" w:hint="eastAsia"/>
+          <w:color w:val="EE0000"/>
+          <w:sz w:val="20"/>
+          <w:szCs w:val="20"/>
+        </w:rPr>
+        <w:t>・採血は</w:t>
+      </w:r>
+      <w:r>
+        <w:rPr>
+          <w:rFonts w:ascii="Times New Roman" w:hAnsi="Times New Roman" w:cs="Times New Roman" w:hint="eastAsia"/>
+          <w:color w:val="00B050"/>
+          <w:sz w:val="20"/>
+          <w:szCs w:val="20"/>
+        </w:rPr>
+        <w:t>{{</w:t>
+      </w:r>
+      <w:r>
+        <w:rPr>
+          <w:rFonts w:ascii="Times New Roman" w:hAnsi="Times New Roman" w:cs="Times New Roman" w:hint="eastAsia"/>
+          <w:color w:val="00B050"/>
+          <w:sz w:val="20"/>
+          <w:szCs w:val="20"/>
+        </w:rPr>
+        <w:t>採血場所</w:t>
+      </w:r>
+      <w:r>
+        <w:rPr>
+          <w:rFonts w:ascii="Times New Roman" w:hAnsi="Times New Roman" w:cs="Times New Roman" w:hint="eastAsia"/>
+          <w:color w:val="00B050"/>
+          <w:sz w:val="20"/>
+          <w:szCs w:val="20"/>
+        </w:rPr>
+        <w:t>}}</w:t>
+      </w:r>
+      <w:r>
+        <w:rPr>
+          <w:rFonts w:ascii="Times New Roman" w:hAnsi="Times New Roman" w:cs="Times New Roman" w:hint="eastAsia"/>
+          <w:color w:val="EE0000"/>
+          <w:sz w:val="20"/>
+          <w:szCs w:val="20"/>
+        </w:rPr>
+        <w:t>で行う。</w:t>
       </w:r>
     </w:p>
     <w:p>
       <w:pPr>
-        <w:pStyle w:val="2"/>
+        <w:ind w:leftChars="100" w:left="410" w:hangingChars="100" w:hanging="200"/>
         <w:rPr>
           <w:rFonts w:ascii="Times New Roman" w:hAnsi="Times New Roman" w:cs="Times New Roman"/>
-          <w:sz w:val="20"/>
-          <w:szCs w:val="20"/>
-        </w:rPr>
-      </w:pPr>
-      <w:r>
-        <w:rPr>
-          <w:rFonts w:cstheme="majorHAnsi"/>
-        </w:rPr>
-        <w:t>1.</w:t>
-      </w:r>
-      <w:r>
-        <w:rPr>
-          <w:rFonts w:cstheme="majorHAnsi" w:hint="eastAsia"/>
-        </w:rPr>
-        <w:t>4</w:t>
-      </w:r>
-      <w:r>
-        <w:rPr>
-          <w:rFonts w:cstheme="majorHAnsi"/>
-        </w:rPr>
-        <w:t>.</w:t>
-      </w:r>
-      <w:r>
-        <w:rPr>
-          <w:rFonts w:cstheme="majorHAnsi"/>
-        </w:rPr>
-        <w:t>1.</w:t>
-      </w:r>
-      <w:r>
-        <w:rPr>
-          <w:rFonts w:ascii="Times New Roman" w:hAnsi="Times New Roman" w:cs="Times New Roman" w:hint="eastAsia"/>
-          <w:szCs w:val="21"/>
-        </w:rPr>
-        <w:t xml:space="preserve"> </w:t>
-      </w:r>
-      <w:r>
-        <w:rPr>
-          <w:rFonts w:ascii="Times New Roman" w:hAnsi="Times New Roman" w:cs="Times New Roman" w:hint="eastAsia"/>
-          <w:szCs w:val="21"/>
-        </w:rPr>
-        <w:t>採取した細胞の加工の方法</w:t>
+          <w:color w:val="EE0000"/>
+          <w:sz w:val="20"/>
+          <w:szCs w:val="20"/>
+        </w:rPr>
+      </w:pPr>
+      <w:r>
+        <w:rPr>
+          <w:rFonts w:ascii="Times New Roman" w:hAnsi="Times New Roman" w:cs="Times New Roman" w:hint="eastAsia"/>
+          <w:color w:val="EE0000"/>
+          <w:sz w:val="20"/>
+          <w:szCs w:val="20"/>
+        </w:rPr>
+        <w:t>・</w:t>
+      </w:r>
+      <w:r>
+        <w:rPr>
+          <w:rFonts w:ascii="Times New Roman" w:hAnsi="Times New Roman" w:cs="Times New Roman" w:hint="eastAsia"/>
+          <w:color w:val="EE0000"/>
+          <w:sz w:val="20"/>
+          <w:szCs w:val="20"/>
+        </w:rPr>
+        <w:t>PRP</w:t>
+      </w:r>
+      <w:r>
+        <w:rPr>
+          <w:rFonts w:ascii="Times New Roman" w:hAnsi="Times New Roman" w:cs="Times New Roman" w:hint="eastAsia"/>
+          <w:color w:val="EE0000"/>
+          <w:sz w:val="20"/>
+          <w:szCs w:val="20"/>
+        </w:rPr>
+        <w:t>キットは、以下のキットより、患者の希望と状態を踏まえて再生医療等を行う医師が決定する。各キットを利用した細胞の採取方法は以下の通り。</w:t>
       </w:r>
     </w:p>
     <w:p>
       <w:pPr>
+        <w:ind w:leftChars="100" w:left="410" w:hangingChars="100" w:hanging="200"/>
+        <w:rPr>
+          <w:rFonts w:ascii="Times New Roman" w:hAnsi="Times New Roman" w:cs="Times New Roman"/>
+          <w:color w:val="EE0000"/>
+          <w:sz w:val="20"/>
+          <w:szCs w:val="20"/>
+        </w:rPr>
+      </w:pPr>
+    </w:p>
+    <w:p>
+      <w:pPr>
+        <w:ind w:leftChars="100" w:left="420" w:hangingChars="100" w:hanging="210"/>
+        <w:rPr>
+          <w:color w:val="00B050"/>
+        </w:rPr>
+      </w:pPr>
+      <w:r>
+        <w:rPr>
+          <w:color w:val="00B050"/>
+        </w:rPr>
+        <w:t>{{</w:t>
+      </w:r>
+      <w:r>
+        <w:rPr>
+          <w:rFonts w:hint="eastAsia"/>
+          <w:color w:val="00B050"/>
+        </w:rPr>
+        <w:t>PRP</w:t>
+      </w:r>
+      <w:r>
+        <w:rPr>
+          <w:rFonts w:hint="eastAsia"/>
+          <w:color w:val="00B050"/>
+        </w:rPr>
+        <w:t>メーカー①</w:t>
+      </w:r>
+      <w:r>
+        <w:rPr>
+          <w:rFonts w:hint="eastAsia"/>
+          <w:color w:val="00B050"/>
+        </w:rPr>
+        <w:t>細胞採取の方法</w:t>
+      </w:r>
+      <w:r>
+        <w:rPr>
+          <w:color w:val="00B050"/>
+        </w:rPr>
+        <w:t>}}</w:t>
+      </w:r>
+    </w:p>
+    <w:p>
+      <w:pPr>
+        <w:ind w:leftChars="100" w:left="420" w:hangingChars="100" w:hanging="210"/>
+        <w:rPr>
+          <w:rFonts w:hint="eastAsia"/>
+          <w:color w:val="00B050"/>
+        </w:rPr>
+      </w:pPr>
+    </w:p>
+    <w:p>
+      <w:pPr>
+        <w:ind w:leftChars="100" w:left="420" w:hangingChars="100" w:hanging="210"/>
+        <w:rPr>
+          <w:color w:val="00B050"/>
+        </w:rPr>
+      </w:pPr>
+      <w:r>
+        <w:rPr>
+          <w:color w:val="00B050"/>
+        </w:rPr>
+        <w:t>{{</w:t>
+      </w:r>
+      <w:r>
+        <w:rPr>
+          <w:rFonts w:hint="eastAsia"/>
+          <w:color w:val="00B050"/>
+        </w:rPr>
+        <w:t>PRP</w:t>
+      </w:r>
+      <w:r>
+        <w:rPr>
+          <w:rFonts w:hint="eastAsia"/>
+          <w:color w:val="00B050"/>
+        </w:rPr>
+        <w:t>メーカー②</w:t>
+      </w:r>
+      <w:r>
+        <w:rPr>
+          <w:rFonts w:hint="eastAsia"/>
+          <w:color w:val="00B050"/>
+        </w:rPr>
+        <w:t>細胞採取の方法</w:t>
+      </w:r>
+      <w:r>
+        <w:rPr>
+          <w:color w:val="00B050"/>
+        </w:rPr>
+        <w:t>}}</w:t>
+      </w:r>
+    </w:p>
+    <w:p>
+      <w:pPr>
+        <w:ind w:leftChars="100" w:left="420" w:hangingChars="100" w:hanging="210"/>
+        <w:rPr>
+          <w:rFonts w:hint="eastAsia"/>
+          <w:color w:val="00B050"/>
+        </w:rPr>
+      </w:pPr>
+    </w:p>
+    <w:p>
+      <w:pPr>
+        <w:ind w:leftChars="100" w:left="420" w:hangingChars="100" w:hanging="210"/>
+        <w:rPr>
+          <w:rFonts w:ascii="Times New Roman" w:hAnsi="Times New Roman" w:cs="Times New Roman"/>
+          <w:color w:val="EE0000"/>
+          <w:sz w:val="20"/>
+          <w:szCs w:val="20"/>
+        </w:rPr>
+      </w:pPr>
+      <w:r>
+        <w:rPr>
+          <w:color w:val="00B050"/>
+        </w:rPr>
+        <w:t>{{</w:t>
+      </w:r>
+      <w:r>
+        <w:rPr>
+          <w:rFonts w:hint="eastAsia"/>
+          <w:color w:val="00B050"/>
+        </w:rPr>
+        <w:t>PRP</w:t>
+      </w:r>
+      <w:r>
+        <w:rPr>
+          <w:rFonts w:hint="eastAsia"/>
+          <w:color w:val="00B050"/>
+        </w:rPr>
+        <w:t>メーカー③</w:t>
+      </w:r>
+      <w:r>
+        <w:rPr>
+          <w:rFonts w:hint="eastAsia"/>
+          <w:color w:val="00B050"/>
+        </w:rPr>
+        <w:t>細胞採取の方法</w:t>
+      </w:r>
+      <w:r>
+        <w:rPr>
+          <w:color w:val="00B050"/>
+        </w:rPr>
+        <w:t>}}</w:t>
+      </w:r>
+    </w:p>
+    <w:p>
+      <w:pPr>
+        <w:pStyle w:val="2"/>
+        <w:rPr>
+          <w:rFonts w:cstheme="majorHAnsi"/>
+        </w:rPr>
+      </w:pPr>
+      <w:bookmarkStart w:id="7" w:name="_Toc474480596"/>
+      <w:r>
+        <w:rPr>
+          <w:rFonts w:cstheme="majorHAnsi"/>
+        </w:rPr>
+        <w:t>1.</w:t>
+      </w:r>
+      <w:r>
+        <w:rPr>
+          <w:rFonts w:cstheme="majorHAnsi" w:hint="eastAsia"/>
+        </w:rPr>
+        <w:t>4</w:t>
+      </w:r>
+      <w:r>
+        <w:rPr>
+          <w:rFonts w:cstheme="majorHAnsi"/>
+        </w:rPr>
+        <w:t>.</w:t>
+      </w:r>
+      <w:r>
+        <w:rPr>
+          <w:rFonts w:ascii="Times New Roman" w:hAnsi="Times New Roman" w:cs="Times New Roman" w:hint="eastAsia"/>
+          <w:szCs w:val="21"/>
+        </w:rPr>
+        <w:t xml:space="preserve"> </w:t>
+      </w:r>
+      <w:r>
+        <w:rPr>
+          <w:rFonts w:ascii="Times New Roman" w:hAnsi="Times New Roman" w:cs="Times New Roman" w:hint="eastAsia"/>
+          <w:szCs w:val="21"/>
+        </w:rPr>
+        <w:t>自己多血小板血漿</w:t>
+      </w:r>
+      <w:r>
+        <w:rPr>
+          <w:rFonts w:cstheme="majorHAnsi" w:hint="eastAsia"/>
+        </w:rPr>
+        <w:t>の製造・品質管理</w:t>
+      </w:r>
+      <w:bookmarkEnd w:id="7"/>
+    </w:p>
+    <w:p>
+      <w:pPr>
+        <w:ind w:firstLineChars="100" w:firstLine="200"/>
+        <w:rPr>
+          <w:rFonts w:ascii="Times New Roman" w:hAnsi="Times New Roman" w:cs="Times New Roman"/>
+          <w:sz w:val="20"/>
+          <w:szCs w:val="20"/>
+        </w:rPr>
+      </w:pPr>
+      <w:r>
+        <w:rPr>
+          <w:rFonts w:ascii="Times New Roman" w:hAnsi="Times New Roman" w:cs="Times New Roman" w:hint="eastAsia"/>
+          <w:sz w:val="20"/>
+          <w:szCs w:val="20"/>
+        </w:rPr>
+        <w:t>細胞培養加工施設にて、</w:t>
+      </w:r>
+      <w:r>
+        <w:rPr>
+          <w:rFonts w:ascii="Times New Roman" w:hAnsi="Times New Roman" w:cs="Times New Roman" w:hint="eastAsia"/>
+          <w:sz w:val="20"/>
+          <w:szCs w:val="20"/>
+        </w:rPr>
+        <w:t>以下の方法により</w:t>
+      </w:r>
+      <w:r>
+        <w:rPr>
+          <w:rFonts w:ascii="Times New Roman" w:hAnsi="Times New Roman" w:cs="Times New Roman" w:hint="eastAsia"/>
+          <w:sz w:val="20"/>
+          <w:szCs w:val="20"/>
+        </w:rPr>
+        <w:t>患者自身の血液から自家</w:t>
+      </w:r>
+      <w:r>
+        <w:rPr>
+          <w:rFonts w:ascii="Times New Roman" w:hAnsi="Times New Roman" w:cs="Times New Roman" w:hint="eastAsia"/>
+          <w:sz w:val="20"/>
+          <w:szCs w:val="20"/>
+        </w:rPr>
+        <w:t>PRP</w:t>
+      </w:r>
+      <w:r>
+        <w:rPr>
+          <w:rFonts w:ascii="Times New Roman" w:hAnsi="Times New Roman" w:cs="Times New Roman" w:hint="eastAsia"/>
+          <w:sz w:val="20"/>
+          <w:szCs w:val="20"/>
+        </w:rPr>
+        <w:t>を製造する（表</w:t>
+      </w:r>
+      <w:r>
+        <w:rPr>
+          <w:rFonts w:ascii="Times New Roman" w:hAnsi="Times New Roman" w:cs="Times New Roman" w:hint="eastAsia"/>
+          <w:sz w:val="20"/>
+          <w:szCs w:val="20"/>
+        </w:rPr>
+        <w:t>1</w:t>
+      </w:r>
+      <w:r>
+        <w:rPr>
+          <w:rFonts w:ascii="Times New Roman" w:hAnsi="Times New Roman" w:cs="Times New Roman" w:hint="eastAsia"/>
+          <w:sz w:val="20"/>
+          <w:szCs w:val="20"/>
+        </w:rPr>
+        <w:t>）。</w:t>
+      </w:r>
+    </w:p>
+    <w:p>
+      <w:pPr>
+        <w:pStyle w:val="2"/>
+        <w:rPr>
+          <w:rFonts w:ascii="Times New Roman" w:hAnsi="Times New Roman" w:cs="Times New Roman"/>
+          <w:sz w:val="20"/>
+          <w:szCs w:val="20"/>
+        </w:rPr>
+      </w:pPr>
+      <w:r>
+        <w:rPr>
+          <w:rFonts w:cstheme="majorHAnsi"/>
+        </w:rPr>
+        <w:t>1.</w:t>
+      </w:r>
+      <w:r>
+        <w:rPr>
+          <w:rFonts w:cstheme="majorHAnsi" w:hint="eastAsia"/>
+        </w:rPr>
+        <w:t>4</w:t>
+      </w:r>
+      <w:r>
+        <w:rPr>
+          <w:rFonts w:cstheme="majorHAnsi"/>
+        </w:rPr>
+        <w:t>.</w:t>
+      </w:r>
+      <w:r>
+        <w:rPr>
+          <w:rFonts w:cstheme="majorHAnsi"/>
+        </w:rPr>
+        <w:t>1.</w:t>
+      </w:r>
+      <w:r>
+        <w:rPr>
+          <w:rFonts w:ascii="Times New Roman" w:hAnsi="Times New Roman" w:cs="Times New Roman" w:hint="eastAsia"/>
+          <w:szCs w:val="21"/>
+        </w:rPr>
+        <w:t xml:space="preserve"> </w:t>
+      </w:r>
+      <w:r>
+        <w:rPr>
+          <w:rFonts w:ascii="Times New Roman" w:hAnsi="Times New Roman" w:cs="Times New Roman" w:hint="eastAsia"/>
+          <w:szCs w:val="21"/>
+        </w:rPr>
+        <w:t>採取した細胞の加工の方法</w:t>
+      </w:r>
+    </w:p>
+    <w:p>
+      <w:pPr>
         <w:pStyle w:val="2"/>
         <w:rPr>
           <w:rFonts w:ascii="Arial" w:hAnsi="Arial" w:cs="Arial"/>
@@ -4074,41 +4094,51 @@
       <w:pPr>
         <w:ind w:leftChars="200" w:left="420"/>
         <w:rPr>
-          <w:color w:val="00B050"/>
-        </w:rPr>
-      </w:pPr>
-      <w:r>
-        <w:rPr>
-          <w:color w:val="00B050"/>
-        </w:rPr>
-        <w:t>{{</w:t>
-      </w:r>
-      <w:r>
-        <w:rPr>
           <w:rFonts w:hint="eastAsia"/>
           <w:color w:val="00B050"/>
         </w:rPr>
-        <w:t xml:space="preserve"> </w:t>
+      </w:pPr>
+    </w:p>
+    <w:p>
+      <w:pPr>
+        <w:ind w:leftChars="200" w:left="420"/>
+        <w:rPr>
+          <w:color w:val="00B050"/>
+        </w:rPr>
+      </w:pPr>
+      <w:r>
+        <w:rPr>
+          <w:color w:val="00B050"/>
+        </w:rPr>
+        <w:lastRenderedPageBreak/>
+        <w:t>{{</w:t>
       </w:r>
       <w:r>
         <w:rPr>
           <w:rFonts w:hint="eastAsia"/>
           <w:color w:val="00B050"/>
         </w:rPr>
-        <w:t>PRP</w:t>
+        <w:t xml:space="preserve"> </w:t>
       </w:r>
       <w:r>
         <w:rPr>
           <w:rFonts w:hint="eastAsia"/>
           <w:color w:val="00B050"/>
         </w:rPr>
-        <w:t>メーカー②</w:t>
+        <w:t>PRP</w:t>
       </w:r>
       <w:r>
         <w:rPr>
           <w:rFonts w:hint="eastAsia"/>
           <w:color w:val="00B050"/>
         </w:rPr>
+        <w:t>メーカー②</w:t>
+      </w:r>
+      <w:r>
+        <w:rPr>
+          <w:rFonts w:hint="eastAsia"/>
+          <w:color w:val="00B050"/>
+        </w:rPr>
         <w:t>細胞の加工の方法</w:t>
       </w:r>
       <w:r>
@@ -4122,6 +4152,15 @@
       <w:pPr>
         <w:ind w:leftChars="200" w:left="420"/>
         <w:rPr>
+          <w:rFonts w:hint="eastAsia"/>
+          <w:color w:val="00B050"/>
+        </w:rPr>
+      </w:pPr>
+    </w:p>
+    <w:p>
+      <w:pPr>
+        <w:ind w:leftChars="200" w:left="420"/>
+        <w:rPr>
           <w:rFonts w:ascii="Times New Roman" w:hAnsi="Times New Roman" w:cs="Times New Roman"/>
           <w:color w:val="EE0000"/>
           <w:sz w:val="20"/>
@@ -4242,7 +4281,6 @@
           <w:szCs w:val="20"/>
           <w:shd w:val="clear" w:color="auto" w:fill="FFFFFF"/>
         </w:rPr>
-        <w:lastRenderedPageBreak/>
         <w:t>特定細胞加工物の製造は患者来院に合わせて実施し、同日中に患者に全量を提供するため、試料及び細胞加工物の保存あるいは保管は行わない。</w:t>
       </w:r>
     </w:p>
@@ -6267,8 +6305,8 @@
           <w:rFonts w:cstheme="majorHAnsi"/>
         </w:rPr>
       </w:pPr>
-      <w:bookmarkStart w:id="7" w:name="_Toc413685233"/>
-      <w:bookmarkStart w:id="8" w:name="_Toc463443689"/>
+      <w:bookmarkStart w:id="8" w:name="_Toc413685233"/>
+      <w:bookmarkStart w:id="9" w:name="_Toc463443689"/>
       <w:r>
         <w:rPr>
           <w:rFonts w:cstheme="majorHAnsi"/>
@@ -6293,8 +6331,8 @@
         </w:rPr>
         <w:t>特定細胞加工物の提供の可否決定の手順</w:t>
       </w:r>
-      <w:bookmarkEnd w:id="7"/>
       <w:bookmarkEnd w:id="8"/>
+      <w:bookmarkEnd w:id="9"/>
     </w:p>
     <w:p>
       <w:pPr>
@@ -6582,8 +6620,8 @@
           <w:rFonts w:cstheme="majorHAnsi"/>
         </w:rPr>
       </w:pPr>
-      <w:bookmarkStart w:id="9" w:name="_Toc413685234"/>
-      <w:bookmarkStart w:id="10" w:name="_Toc463443690"/>
+      <w:bookmarkStart w:id="10" w:name="_Toc413685234"/>
+      <w:bookmarkStart w:id="11" w:name="_Toc463443690"/>
       <w:r>
         <w:rPr>
           <w:rFonts w:cstheme="majorHAnsi"/>
@@ -6608,8 +6646,8 @@
         </w:rPr>
         <w:t>手順</w:t>
       </w:r>
-      <w:bookmarkEnd w:id="9"/>
       <w:bookmarkEnd w:id="10"/>
+      <w:bookmarkEnd w:id="11"/>
     </w:p>
     <w:p>
       <w:pPr>
@@ -7048,7 +7086,7 @@
           <w:rFonts w:asciiTheme="majorHAnsi" w:eastAsiaTheme="majorEastAsia" w:hAnsiTheme="majorHAnsi" w:cstheme="majorHAnsi"/>
         </w:rPr>
       </w:pPr>
-      <w:bookmarkStart w:id="11" w:name="_Toc413685235"/>
+      <w:bookmarkStart w:id="12" w:name="_Toc413685235"/>
     </w:p>
     <w:p>
       <w:pPr>
@@ -7067,7 +7105,7 @@
           <w:rFonts w:cstheme="majorHAnsi"/>
         </w:rPr>
       </w:pPr>
-      <w:bookmarkStart w:id="12" w:name="_Toc463443691"/>
+      <w:bookmarkStart w:id="13" w:name="_Toc463443691"/>
       <w:r>
         <w:rPr>
           <w:rFonts w:cstheme="majorHAnsi"/>
@@ -7092,8 +7130,8 @@
         </w:rPr>
         <w:t>プロセスフロー</w:t>
       </w:r>
-      <w:bookmarkEnd w:id="11"/>
       <w:bookmarkEnd w:id="12"/>
+      <w:bookmarkEnd w:id="13"/>
     </w:p>
     <w:tbl>
       <w:tblPr>
@@ -8282,7 +8320,7 @@
                     </wp:anchor>
                   </w:drawing>
                 </mc:Choice>
-                <mc:Fallback xmlns:w16se="http://schemas.microsoft.com/office/word/2015/wordml/symex" xmlns:w16sdtfl="http://schemas.microsoft.com/office/word/2024/wordml/sdtformatlock" xmlns:w16sdtdh="http://schemas.microsoft.com/office/word/2020/wordml/sdtdatahash" xmlns:w16du="http://schemas.microsoft.com/office/word/2023/wordml/word16du" xmlns:w16="http://schemas.microsoft.com/office/word/2018/wordml" xmlns:w16cid="http://schemas.microsoft.com/office/word/2016/wordml/cid" xmlns:w16cex="http://schemas.microsoft.com/office/word/2018/wordml/cex" xmlns:w15="http://schemas.microsoft.com/office/word/2012/wordml" xmlns:oel="http://schemas.microsoft.com/office/2019/extlst" xmlns:am3d="http://schemas.microsoft.com/office/drawing/2017/model3d" xmlns:aink="http://schemas.microsoft.com/office/drawing/2016/ink" xmlns:cx8="http://schemas.microsoft.com/office/drawing/2016/5/14/chartex" xmlns:cx7="http://schemas.microsoft.com/office/drawing/2016/5/13/chartex" xmlns:cx6="http://schemas.microsoft.com/office/drawing/2016/5/12/chartex" xmlns:cx5="http://schemas.microsoft.com/office/drawing/2016/5/11/chartex" xmlns:cx4="http://schemas.microsoft.com/office/drawing/2016/5/10/chartex" xmlns:cx3="http://schemas.microsoft.com/office/drawing/2016/5/9/chartex" xmlns:cx2="http://schemas.microsoft.com/office/drawing/2015/10/21/chartex" xmlns:cx1="http://schemas.microsoft.com/office/drawing/2015/9/8/chartex" xmlns:cx="http://schemas.microsoft.com/office/drawing/2014/chartex">
+                <mc:Fallback xmlns:cx="http://schemas.microsoft.com/office/drawing/2014/chartex" xmlns:cx1="http://schemas.microsoft.com/office/drawing/2015/9/8/chartex" xmlns:cx2="http://schemas.microsoft.com/office/drawing/2015/10/21/chartex" xmlns:cx3="http://schemas.microsoft.com/office/drawing/2016/5/9/chartex" xmlns:cx4="http://schemas.microsoft.com/office/drawing/2016/5/10/chartex" xmlns:cx5="http://schemas.microsoft.com/office/drawing/2016/5/11/chartex" xmlns:cx6="http://schemas.microsoft.com/office/drawing/2016/5/12/chartex" xmlns:cx7="http://schemas.microsoft.com/office/drawing/2016/5/13/chartex" xmlns:cx8="http://schemas.microsoft.com/office/drawing/2016/5/14/chartex" xmlns:aink="http://schemas.microsoft.com/office/drawing/2016/ink" xmlns:am3d="http://schemas.microsoft.com/office/drawing/2017/model3d" xmlns:oel="http://schemas.microsoft.com/office/2019/extlst" xmlns:w15="http://schemas.microsoft.com/office/word/2012/wordml" xmlns:w16cex="http://schemas.microsoft.com/office/word/2018/wordml/cex" xmlns:w16cid="http://schemas.microsoft.com/office/word/2016/wordml/cid" xmlns:w16="http://schemas.microsoft.com/office/word/2018/wordml" xmlns:w16du="http://schemas.microsoft.com/office/word/2023/wordml/word16du" xmlns:w16sdtdh="http://schemas.microsoft.com/office/word/2020/wordml/sdtdatahash" xmlns:w16sdtfl="http://schemas.microsoft.com/office/word/2024/wordml/sdtformatlock" xmlns:w16se="http://schemas.microsoft.com/office/word/2015/wordml/symex">
                   <w:pict>
                     <v:group w14:anchorId="39C9C629" id="キャンバス 50" o:spid="_x0000_s1026" editas="canvas" style="position:absolute;left:0;text-align:left;margin-left:-186.45pt;margin-top:2pt;width:413.55pt;height:377.4pt;z-index:251658240" coordsize="52520,47929" o:gfxdata="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">
                       <v:shapetype id="_x0000_t75" coordsize="21600,21600" o:spt="75" o:preferrelative="t" path="m@4@5l@4@11@9@11@9@5xe" filled="f" stroked="f">
@@ -9320,8 +9358,8 @@
           <w:rFonts w:cstheme="majorHAnsi"/>
         </w:rPr>
       </w:pPr>
-      <w:bookmarkStart w:id="13" w:name="_Toc413685236"/>
-      <w:bookmarkStart w:id="14" w:name="_Toc463443692"/>
+      <w:bookmarkStart w:id="14" w:name="_Toc413685236"/>
+      <w:bookmarkStart w:id="15" w:name="_Toc463443692"/>
       <w:r>
         <w:rPr>
           <w:rFonts w:cstheme="majorHAnsi"/>
@@ -9346,8 +9384,8 @@
         </w:rPr>
         <w:t>再生医療等の提供後のフォローアップ</w:t>
       </w:r>
-      <w:bookmarkEnd w:id="13"/>
       <w:bookmarkEnd w:id="14"/>
+      <w:bookmarkEnd w:id="15"/>
     </w:p>
     <w:p>
       <w:pPr>
@@ -9415,7 +9453,7 @@
         </w:rPr>
         <w:t>1</w:t>
       </w:r>
-      <w:bookmarkStart w:id="15" w:name="_Hlk65043744"/>
+      <w:bookmarkStart w:id="16" w:name="_Hlk65043744"/>
       <w:r>
         <w:rPr>
           <w:rFonts w:ascii="Times New Roman" w:hAnsi="Times New Roman" w:cs="Times New Roman" w:hint="eastAsia"/>
@@ -9425,7 +9463,7 @@
         </w:rPr>
         <w:t>ヶ</w:t>
       </w:r>
-      <w:bookmarkEnd w:id="15"/>
+      <w:bookmarkEnd w:id="16"/>
       <w:r>
         <w:rPr>
           <w:rFonts w:ascii="Times New Roman" w:hAnsi="Times New Roman" w:cs="Times New Roman" w:hint="eastAsia"/>
@@ -9980,8 +10018,8 @@
           <w:rFonts w:cstheme="majorHAnsi"/>
         </w:rPr>
       </w:pPr>
-      <w:bookmarkStart w:id="16" w:name="_Toc413685237"/>
-      <w:bookmarkStart w:id="17" w:name="_Toc463443693"/>
+      <w:bookmarkStart w:id="17" w:name="_Toc413685237"/>
+      <w:bookmarkStart w:id="18" w:name="_Toc463443693"/>
       <w:r>
         <w:rPr>
           <w:rFonts w:cstheme="majorHAnsi"/>
@@ -10006,8 +10044,8 @@
         </w:rPr>
         <w:t>その他安全性の確保等に関する措置等</w:t>
       </w:r>
-      <w:bookmarkEnd w:id="16"/>
       <w:bookmarkEnd w:id="17"/>
+      <w:bookmarkEnd w:id="18"/>
     </w:p>
     <w:p/>
     <w:p>
@@ -10018,8 +10056,8 @@
           <w:rFonts w:cstheme="majorHAnsi"/>
         </w:rPr>
       </w:pPr>
-      <w:bookmarkStart w:id="18" w:name="_Toc413685238"/>
-      <w:bookmarkStart w:id="19" w:name="_Toc463443694"/>
+      <w:bookmarkStart w:id="19" w:name="_Toc413685238"/>
+      <w:bookmarkStart w:id="20" w:name="_Toc463443694"/>
       <w:r>
         <w:rPr>
           <w:rFonts w:cstheme="majorHAnsi"/>
@@ -10032,8 +10070,8 @@
         </w:rPr>
         <w:t>法定記録</w:t>
       </w:r>
-      <w:bookmarkEnd w:id="18"/>
       <w:bookmarkEnd w:id="19"/>
+      <w:bookmarkEnd w:id="20"/>
     </w:p>
     <w:p>
       <w:pPr>
@@ -10453,8 +10491,8 @@
           <w:rFonts w:cstheme="majorHAnsi"/>
         </w:rPr>
       </w:pPr>
-      <w:bookmarkStart w:id="20" w:name="_Toc413685239"/>
-      <w:bookmarkStart w:id="21" w:name="_Toc463443695"/>
+      <w:bookmarkStart w:id="21" w:name="_Toc413685239"/>
+      <w:bookmarkStart w:id="22" w:name="_Toc463443695"/>
       <w:r>
         <w:rPr>
           <w:rFonts w:cstheme="majorHAnsi"/>
@@ -10467,8 +10505,8 @@
         </w:rPr>
         <w:t>定期報告</w:t>
       </w:r>
-      <w:bookmarkEnd w:id="20"/>
       <w:bookmarkEnd w:id="21"/>
+      <w:bookmarkEnd w:id="22"/>
     </w:p>
     <w:p>
       <w:pPr>
@@ -10708,8 +10746,8 @@
         <w:pStyle w:val="3"/>
         <w:ind w:leftChars="0" w:left="0"/>
       </w:pPr>
-      <w:bookmarkStart w:id="22" w:name="_Toc413685240"/>
-      <w:bookmarkStart w:id="23" w:name="_Toc463443696"/>
+      <w:bookmarkStart w:id="23" w:name="_Toc413685240"/>
+      <w:bookmarkStart w:id="24" w:name="_Toc463443696"/>
       <w:r>
         <w:rPr>
           <w:rFonts w:hint="eastAsia"/>
@@ -10723,8 +10761,8 @@
         </w:rPr>
         <w:t>試料の保存</w:t>
       </w:r>
-      <w:bookmarkEnd w:id="22"/>
       <w:bookmarkEnd w:id="23"/>
+      <w:bookmarkEnd w:id="24"/>
     </w:p>
     <w:p>
       <w:pPr>
@@ -10921,8 +10959,8 @@
         <w:pStyle w:val="3"/>
         <w:ind w:leftChars="0" w:left="0"/>
       </w:pPr>
-      <w:bookmarkStart w:id="24" w:name="_Toc413685241"/>
-      <w:bookmarkStart w:id="25" w:name="_Toc463443697"/>
+      <w:bookmarkStart w:id="25" w:name="_Toc413685241"/>
+      <w:bookmarkStart w:id="26" w:name="_Toc463443697"/>
       <w:r>
         <w:rPr>
           <w:rFonts w:hint="eastAsia"/>
@@ -10935,8 +10973,8 @@
         </w:rPr>
         <w:t>疾病等の発生における報告体制等</w:t>
       </w:r>
-      <w:bookmarkEnd w:id="24"/>
       <w:bookmarkEnd w:id="25"/>
+      <w:bookmarkEnd w:id="26"/>
     </w:p>
     <w:p>
       <w:pPr>
@@ -11164,7 +11202,7 @@
                 <w:szCs w:val="20"/>
               </w:rPr>
             </w:pPr>
-            <w:bookmarkStart w:id="26" w:name="_Hlk106190221"/>
+            <w:bookmarkStart w:id="27" w:name="_Hlk106190221"/>
             <w:r>
               <w:rPr>
                 <w:rFonts w:ascii="Times New Roman" w:hAnsi="Times New Roman" w:cs="Times New Roman" w:hint="eastAsia"/>
@@ -11245,8 +11283,6 @@
               </w:rPr>
               <w:t>病院長）</w:t>
             </w:r>
-            <w:bookmarkStart w:id="27" w:name="_GoBack"/>
-            <w:bookmarkEnd w:id="27"/>
             <w:r>
               <w:rPr>
                 <w:rFonts w:ascii="Times New Roman" w:hAnsi="Times New Roman" w:cs="Times New Roman" w:hint="eastAsia"/>
@@ -11444,7 +11480,7 @@
           </w:p>
         </w:tc>
       </w:tr>
-      <w:bookmarkEnd w:id="26"/>
+      <w:bookmarkEnd w:id="27"/>
       <w:tr>
         <w:tc>
           <w:tcPr>
@@ -13814,7 +13850,7 @@
                     </wp:anchor>
                   </w:drawing>
                 </mc:Choice>
-                <mc:Fallback xmlns:w16se="http://schemas.microsoft.com/office/word/2015/wordml/symex" xmlns:w16sdtfl="http://schemas.microsoft.com/office/word/2024/wordml/sdtformatlock" xmlns:w16sdtdh="http://schemas.microsoft.com/office/word/2020/wordml/sdtdatahash" xmlns:w16du="http://schemas.microsoft.com/office/word/2023/wordml/word16du" xmlns:w16="http://schemas.microsoft.com/office/word/2018/wordml" xmlns:w16cid="http://schemas.microsoft.com/office/word/2016/wordml/cid" xmlns:w16cex="http://schemas.microsoft.com/office/word/2018/wordml/cex" xmlns:w15="http://schemas.microsoft.com/office/word/2012/wordml" xmlns:oel="http://schemas.microsoft.com/office/2019/extlst" xmlns:am3d="http://schemas.microsoft.com/office/drawing/2017/model3d" xmlns:aink="http://schemas.microsoft.com/office/drawing/2016/ink" xmlns:cx8="http://schemas.microsoft.com/office/drawing/2016/5/14/chartex" xmlns:cx7="http://schemas.microsoft.com/office/drawing/2016/5/13/chartex" xmlns:cx6="http://schemas.microsoft.com/office/drawing/2016/5/12/chartex" xmlns:cx5="http://schemas.microsoft.com/office/drawing/2016/5/11/chartex" xmlns:cx4="http://schemas.microsoft.com/office/drawing/2016/5/10/chartex" xmlns:cx3="http://schemas.microsoft.com/office/drawing/2016/5/9/chartex" xmlns:cx2="http://schemas.microsoft.com/office/drawing/2015/10/21/chartex" xmlns:cx1="http://schemas.microsoft.com/office/drawing/2015/9/8/chartex" xmlns:cx="http://schemas.microsoft.com/office/drawing/2014/chartex">
+                <mc:Fallback xmlns:cx="http://schemas.microsoft.com/office/drawing/2014/chartex" xmlns:cx1="http://schemas.microsoft.com/office/drawing/2015/9/8/chartex" xmlns:cx2="http://schemas.microsoft.com/office/drawing/2015/10/21/chartex" xmlns:cx3="http://schemas.microsoft.com/office/drawing/2016/5/9/chartex" xmlns:cx4="http://schemas.microsoft.com/office/drawing/2016/5/10/chartex" xmlns:cx5="http://schemas.microsoft.com/office/drawing/2016/5/11/chartex" xmlns:cx6="http://schemas.microsoft.com/office/drawing/2016/5/12/chartex" xmlns:cx7="http://schemas.microsoft.com/office/drawing/2016/5/13/chartex" xmlns:cx8="http://schemas.microsoft.com/office/drawing/2016/5/14/chartex" xmlns:aink="http://schemas.microsoft.com/office/drawing/2016/ink" xmlns:am3d="http://schemas.microsoft.com/office/drawing/2017/model3d" xmlns:oel="http://schemas.microsoft.com/office/2019/extlst" xmlns:w15="http://schemas.microsoft.com/office/word/2012/wordml" xmlns:w16cex="http://schemas.microsoft.com/office/word/2018/wordml/cex" xmlns:w16cid="http://schemas.microsoft.com/office/word/2016/wordml/cid" xmlns:w16="http://schemas.microsoft.com/office/word/2018/wordml" xmlns:w16du="http://schemas.microsoft.com/office/word/2023/wordml/word16du" xmlns:w16sdtdh="http://schemas.microsoft.com/office/word/2020/wordml/sdtdatahash" xmlns:w16sdtfl="http://schemas.microsoft.com/office/word/2024/wordml/sdtformatlock" xmlns:w16se="http://schemas.microsoft.com/office/word/2015/wordml/symex">
                   <w:pict>
                     <v:group w14:anchorId="065D33E4" id="キャンバス 39" o:spid="_x0000_s1048" editas="canvas" style="position:absolute;left:0;text-align:left;margin-left:-49.1pt;margin-top:-3.25pt;width:376.7pt;height:447.9pt;z-index:251660288" coordsize="47840,56883" o:gfxdata="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">
                       <v:shape id="_x0000_s1049" type="#_x0000_t75" style="position:absolute;width:47840;height:56883;visibility:visible;mso-wrap-style:square">
@@ -16223,7 +16259,7 @@
             <w:noProof/>
             <w:lang w:val="ja-JP"/>
           </w:rPr>
-          <w:t>9</w:t>
+          <w:t>1</w:t>
         </w:r>
         <w:r>
           <w:rPr>
@@ -18222,26 +18258,6 @@
 </file>
 
 <file path=customXml/item1.xml><?xml version="1.0" encoding="utf-8"?>
-<p:properties xmlns:p="http://schemas.microsoft.com/office/2006/metadata/properties" xmlns:xsi="http://www.w3.org/2001/XMLSchema-instance" xmlns:pc="http://schemas.microsoft.com/office/infopath/2007/PartnerControls">
-  <documentManagement>
-    <lcf76f155ced4ddcb4097134ff3c332f xmlns="de1ba629-2ef5-49ac-9285-140fa60976af">
-      <Terms xmlns="http://schemas.microsoft.com/office/infopath/2007/PartnerControls"/>
-    </lcf76f155ced4ddcb4097134ff3c332f>
-    <TaxCatchAll xmlns="4d7fb8f6-9384-49ba-9078-0024065d699e" xsi:nil="true"/>
-  </documentManagement>
-</p:properties>
-</file>
-
-<file path=customXml/item2.xml><?xml version="1.0" encoding="utf-8"?>
-<?mso-contentType ?>
-<FormTemplates xmlns="http://schemas.microsoft.com/sharepoint/v3/contenttype/forms">
-  <Display>DocumentLibraryForm</Display>
-  <Edit>DocumentLibraryForm</Edit>
-  <New>DocumentLibraryForm</New>
-</FormTemplates>
-</file>
-
-<file path=customXml/item3.xml><?xml version="1.0" encoding="utf-8"?>
 <ct:contentTypeSchema xmlns:ct="http://schemas.microsoft.com/office/2006/metadata/contentType" xmlns:ma="http://schemas.microsoft.com/office/2006/metadata/properties/metaAttributes" ct:_="" ma:_="" ma:contentTypeName="ドキュメント" ma:contentTypeID="0x010100B9F3419BC2D8D64D830E9AEB8963277A" ma:contentTypeVersion="12" ma:contentTypeDescription="新しいドキュメントを作成します。" ma:contentTypeScope="" ma:versionID="aaae8dea08b675139fd36b71e1da83a8">
   <xsd:schema xmlns:xsd="http://www.w3.org/2001/XMLSchema" xmlns:xs="http://www.w3.org/2001/XMLSchema" xmlns:p="http://schemas.microsoft.com/office/2006/metadata/properties" xmlns:ns2="de1ba629-2ef5-49ac-9285-140fa60976af" xmlns:ns3="4d7fb8f6-9384-49ba-9078-0024065d699e" targetNamespace="http://schemas.microsoft.com/office/2006/metadata/properties" ma:root="true" ma:fieldsID="845626131e878e0396b23398a507c366" ns2:_="" ns3:_="">
     <xsd:import namespace="de1ba629-2ef5-49ac-9285-140fa60976af"/>
@@ -18442,30 +18458,31 @@
 </ct:contentTypeSchema>
 </file>
 
+<file path=customXml/item2.xml><?xml version="1.0" encoding="utf-8"?>
+<?mso-contentType ?>
+<FormTemplates xmlns="http://schemas.microsoft.com/sharepoint/v3/contenttype/forms">
+  <Display>DocumentLibraryForm</Display>
+  <Edit>DocumentLibraryForm</Edit>
+  <New>DocumentLibraryForm</New>
+</FormTemplates>
+</file>
+
+<file path=customXml/item3.xml><?xml version="1.0" encoding="utf-8"?>
+<p:properties xmlns:p="http://schemas.microsoft.com/office/2006/metadata/properties" xmlns:xsi="http://www.w3.org/2001/XMLSchema-instance" xmlns:pc="http://schemas.microsoft.com/office/infopath/2007/PartnerControls">
+  <documentManagement>
+    <lcf76f155ced4ddcb4097134ff3c332f xmlns="de1ba629-2ef5-49ac-9285-140fa60976af">
+      <Terms xmlns="http://schemas.microsoft.com/office/infopath/2007/PartnerControls"/>
+    </lcf76f155ced4ddcb4097134ff3c332f>
+    <TaxCatchAll xmlns="4d7fb8f6-9384-49ba-9078-0024065d699e" xsi:nil="true"/>
+  </documentManagement>
+</p:properties>
+</file>
+
 <file path=customXml/item4.xml><?xml version="1.0" encoding="utf-8"?>
 <b:Sources xmlns:b="http://schemas.openxmlformats.org/officeDocument/2006/bibliography" xmlns="http://schemas.openxmlformats.org/officeDocument/2006/bibliography" SelectedStyle="\APA.XSL" StyleName="APA"/>
 </file>
 
 <file path=customXml/itemProps1.xml><?xml version="1.0" encoding="utf-8"?>
-<ds:datastoreItem xmlns:ds="http://schemas.openxmlformats.org/officeDocument/2006/customXml" ds:itemID="{4C0455F3-449D-4819-B96A-3DBF19AB47EE}">
-  <ds:schemaRefs>
-    <ds:schemaRef ds:uri="http://schemas.microsoft.com/office/2006/metadata/properties"/>
-    <ds:schemaRef ds:uri="http://schemas.microsoft.com/office/infopath/2007/PartnerControls"/>
-    <ds:schemaRef ds:uri="de1ba629-2ef5-49ac-9285-140fa60976af"/>
-    <ds:schemaRef ds:uri="4d7fb8f6-9384-49ba-9078-0024065d699e"/>
-  </ds:schemaRefs>
-</ds:datastoreItem>
-</file>
-
-<file path=customXml/itemProps2.xml><?xml version="1.0" encoding="utf-8"?>
-<ds:datastoreItem xmlns:ds="http://schemas.openxmlformats.org/officeDocument/2006/customXml" ds:itemID="{D4776CF6-23B1-452B-AD32-8DEB6C8A4B4E}">
-  <ds:schemaRefs>
-    <ds:schemaRef ds:uri="http://schemas.microsoft.com/sharepoint/v3/contenttype/forms"/>
-  </ds:schemaRefs>
-</ds:datastoreItem>
-</file>
-
-<file path=customXml/itemProps3.xml><?xml version="1.0" encoding="utf-8"?>
 <ds:datastoreItem xmlns:ds="http://schemas.openxmlformats.org/officeDocument/2006/customXml" ds:itemID="{E526CBF1-C65A-4023-B211-2CBBFA22A677}">
   <ds:schemaRefs>
     <ds:schemaRef ds:uri="http://schemas.microsoft.com/office/2006/metadata/contentType"/>
@@ -18484,8 +18501,27 @@
 </ds:datastoreItem>
 </file>
 
+<file path=customXml/itemProps2.xml><?xml version="1.0" encoding="utf-8"?>
+<ds:datastoreItem xmlns:ds="http://schemas.openxmlformats.org/officeDocument/2006/customXml" ds:itemID="{D4776CF6-23B1-452B-AD32-8DEB6C8A4B4E}">
+  <ds:schemaRefs>
+    <ds:schemaRef ds:uri="http://schemas.microsoft.com/sharepoint/v3/contenttype/forms"/>
+  </ds:schemaRefs>
+</ds:datastoreItem>
+</file>
+
+<file path=customXml/itemProps3.xml><?xml version="1.0" encoding="utf-8"?>
+<ds:datastoreItem xmlns:ds="http://schemas.openxmlformats.org/officeDocument/2006/customXml" ds:itemID="{4C0455F3-449D-4819-B96A-3DBF19AB47EE}">
+  <ds:schemaRefs>
+    <ds:schemaRef ds:uri="http://schemas.microsoft.com/office/2006/metadata/properties"/>
+    <ds:schemaRef ds:uri="http://schemas.microsoft.com/office/infopath/2007/PartnerControls"/>
+    <ds:schemaRef ds:uri="de1ba629-2ef5-49ac-9285-140fa60976af"/>
+    <ds:schemaRef ds:uri="4d7fb8f6-9384-49ba-9078-0024065d699e"/>
+  </ds:schemaRefs>
+</ds:datastoreItem>
+</file>
+
 <file path=customXml/itemProps4.xml><?xml version="1.0" encoding="utf-8"?>
-<ds:datastoreItem xmlns:ds="http://schemas.openxmlformats.org/officeDocument/2006/customXml" ds:itemID="{B8185D3F-B78F-4420-8D0B-B8D0367F893B}">
+<ds:datastoreItem xmlns:ds="http://schemas.openxmlformats.org/officeDocument/2006/customXml" ds:itemID="{4566AC34-2092-479E-9630-5304819CBA91}">
   <ds:schemaRefs>
     <ds:schemaRef ds:uri="http://schemas.openxmlformats.org/officeDocument/2006/bibliography"/>
   </ds:schemaRefs>
